--- a/PACE documento de estrategia Automatidata.docx
+++ b/PACE documento de estrategia Automatidata.docx
@@ -399,7 +399,6 @@
         <w:t>- Documentación oficial de Python y pandas (por ejemplo, métodos como .</w:t>
       </w:r>
       <w:proofErr w:type="spellStart"/>
-      <w:proofErr w:type="gramStart"/>
       <w:r>
         <w:rPr>
           <w:rFonts w:ascii="Google Sans" w:eastAsia="Google Sans" w:hAnsi="Google Sans" w:cs="Google Sans"/>
@@ -411,30 +410,16 @@
         <w:rPr>
           <w:rFonts w:ascii="Google Sans" w:eastAsia="Google Sans" w:hAnsi="Google Sans" w:cs="Google Sans"/>
         </w:rPr>
-        <w:t>(</w:t>
-      </w:r>
-      <w:proofErr w:type="gramEnd"/>
-      <w:r>
-        <w:rPr>
-          <w:rFonts w:ascii="Google Sans" w:eastAsia="Google Sans" w:hAnsi="Google Sans" w:cs="Google Sans"/>
-        </w:rPr>
-        <w:t>)</w:t>
-      </w:r>
-      <w:proofErr w:type="gramStart"/>
-      <w:r>
-        <w:rPr>
-          <w:rFonts w:ascii="Google Sans" w:eastAsia="Google Sans" w:hAnsi="Google Sans" w:cs="Google Sans"/>
-        </w:rPr>
-        <w:t>, .describe</w:t>
-      </w:r>
-      <w:proofErr w:type="gramEnd"/>
-      <w:r>
-        <w:rPr>
-          <w:rFonts w:ascii="Google Sans" w:eastAsia="Google Sans" w:hAnsi="Google Sans" w:cs="Google Sans"/>
-        </w:rPr>
-        <w:t>()</w:t>
-      </w:r>
-      <w:proofErr w:type="gramStart"/>
+        <w:t>(), .describe(), .</w:t>
+      </w:r>
+      <w:proofErr w:type="spellStart"/>
+      <w:r>
+        <w:rPr>
+          <w:rFonts w:ascii="Google Sans" w:eastAsia="Google Sans" w:hAnsi="Google Sans" w:cs="Google Sans"/>
+        </w:rPr>
+        <w:t>dtypes</w:t>
+      </w:r>
+      <w:proofErr w:type="spellEnd"/>
       <w:r>
         <w:rPr>
           <w:rFonts w:ascii="Google Sans" w:eastAsia="Google Sans" w:hAnsi="Google Sans" w:cs="Google Sans"/>
@@ -446,57 +431,28 @@
         <w:rPr>
           <w:rFonts w:ascii="Google Sans" w:eastAsia="Google Sans" w:hAnsi="Google Sans" w:cs="Google Sans"/>
         </w:rPr>
-        <w:t>dtypes</w:t>
+        <w:t>isnull</w:t>
       </w:r>
       <w:proofErr w:type="spellEnd"/>
       <w:r>
         <w:rPr>
           <w:rFonts w:ascii="Google Sans" w:eastAsia="Google Sans" w:hAnsi="Google Sans" w:cs="Google Sans"/>
         </w:rPr>
-        <w:t>, .</w:t>
+        <w:t>(), .</w:t>
       </w:r>
       <w:proofErr w:type="spellStart"/>
       <w:r>
         <w:rPr>
           <w:rFonts w:ascii="Google Sans" w:eastAsia="Google Sans" w:hAnsi="Google Sans" w:cs="Google Sans"/>
         </w:rPr>
-        <w:t>isnull</w:t>
+        <w:t>value_counts</w:t>
       </w:r>
       <w:proofErr w:type="spellEnd"/>
-      <w:proofErr w:type="gramEnd"/>
-      <w:r>
-        <w:rPr>
-          <w:rFonts w:ascii="Google Sans" w:eastAsia="Google Sans" w:hAnsi="Google Sans" w:cs="Google Sans"/>
-        </w:rPr>
-        <w:t>(), .</w:t>
-      </w:r>
-      <w:proofErr w:type="spellStart"/>
-      <w:r>
-        <w:rPr>
-          <w:rFonts w:ascii="Google Sans" w:eastAsia="Google Sans" w:hAnsi="Google Sans" w:cs="Google Sans"/>
-        </w:rPr>
-        <w:t>value_</w:t>
-      </w:r>
-      <w:proofErr w:type="gramStart"/>
-      <w:r>
-        <w:rPr>
-          <w:rFonts w:ascii="Google Sans" w:eastAsia="Google Sans" w:hAnsi="Google Sans" w:cs="Google Sans"/>
-        </w:rPr>
-        <w:t>counts</w:t>
-      </w:r>
-      <w:proofErr w:type="spellEnd"/>
-      <w:r>
-        <w:rPr>
-          <w:rFonts w:ascii="Google Sans" w:eastAsia="Google Sans" w:hAnsi="Google Sans" w:cs="Google Sans"/>
-        </w:rPr>
-        <w:t>(</w:t>
-      </w:r>
-      <w:proofErr w:type="gramEnd"/>
-      <w:r>
-        <w:rPr>
-          <w:rFonts w:ascii="Google Sans" w:eastAsia="Google Sans" w:hAnsi="Google Sans" w:cs="Google Sans"/>
-        </w:rPr>
-        <w:t>)).</w:t>
+      <w:r>
+        <w:rPr>
+          <w:rFonts w:ascii="Google Sans" w:eastAsia="Google Sans" w:hAnsi="Google Sans" w:cs="Google Sans"/>
+        </w:rPr>
+        <w:t>()).</w:t>
       </w:r>
     </w:p>
     <w:p>
@@ -1085,21 +1041,42 @@
         <w:rPr>
           <w:rFonts w:ascii="Google Sans" w:eastAsia="Google Sans" w:hAnsi="Google Sans" w:cs="Google Sans"/>
         </w:rPr>
+        <w:t xml:space="preserve">  - df.info() para revisar tipos de datos y conteos no nulos.</w:t>
+      </w:r>
+    </w:p>
+    <w:p>
+      <w:pPr>
+        <w:pBdr>
+          <w:top w:val="single" w:sz="8" w:space="2" w:color="000000"/>
+          <w:left w:val="single" w:sz="8" w:space="2" w:color="000000"/>
+          <w:bottom w:val="single" w:sz="8" w:space="2" w:color="000000"/>
+          <w:right w:val="single" w:sz="8" w:space="2" w:color="000000"/>
+        </w:pBdr>
+        <w:shd w:val="clear" w:color="auto" w:fill="FFFFFF"/>
+        <w:spacing w:after="200" w:line="240" w:lineRule="auto"/>
+        <w:rPr>
+          <w:rFonts w:ascii="Google Sans" w:eastAsia="Google Sans" w:hAnsi="Google Sans" w:cs="Google Sans"/>
+        </w:rPr>
+      </w:pPr>
+      <w:r>
+        <w:rPr>
+          <w:rFonts w:ascii="Google Sans" w:eastAsia="Google Sans" w:hAnsi="Google Sans" w:cs="Google Sans"/>
+        </w:rPr>
         <w:t xml:space="preserve">  - </w:t>
       </w:r>
-      <w:proofErr w:type="gramStart"/>
-      <w:r>
-        <w:rPr>
-          <w:rFonts w:ascii="Google Sans" w:eastAsia="Google Sans" w:hAnsi="Google Sans" w:cs="Google Sans"/>
-        </w:rPr>
-        <w:t>df.info(</w:t>
-      </w:r>
-      <w:proofErr w:type="gramEnd"/>
-      <w:r>
-        <w:rPr>
-          <w:rFonts w:ascii="Google Sans" w:eastAsia="Google Sans" w:hAnsi="Google Sans" w:cs="Google Sans"/>
-        </w:rPr>
-        <w:t>) para revisar tipos de datos y conteos no nulos.</w:t>
+      <w:proofErr w:type="spellStart"/>
+      <w:r>
+        <w:rPr>
+          <w:rFonts w:ascii="Google Sans" w:eastAsia="Google Sans" w:hAnsi="Google Sans" w:cs="Google Sans"/>
+        </w:rPr>
+        <w:t>df.describe</w:t>
+      </w:r>
+      <w:proofErr w:type="spellEnd"/>
+      <w:r>
+        <w:rPr>
+          <w:rFonts w:ascii="Google Sans" w:eastAsia="Google Sans" w:hAnsi="Google Sans" w:cs="Google Sans"/>
+        </w:rPr>
+        <w:t>() para obtener estadísticas descriptivas (media, desviación estándar, mínimo, máximo, cuartiles) de las variables numéricas.</w:t>
       </w:r>
     </w:p>
     <w:p>
@@ -1123,7 +1100,6 @@
         <w:t xml:space="preserve">  - </w:t>
       </w:r>
       <w:proofErr w:type="spellStart"/>
-      <w:proofErr w:type="gramStart"/>
       <w:r>
         <w:rPr>
           <w:rFonts w:ascii="Google Sans" w:eastAsia="Google Sans" w:hAnsi="Google Sans" w:cs="Google Sans"/>
@@ -1131,105 +1107,53 @@
         <w:t>df.describe</w:t>
       </w:r>
       <w:proofErr w:type="spellEnd"/>
-      <w:proofErr w:type="gramEnd"/>
-      <w:r>
-        <w:rPr>
-          <w:rFonts w:ascii="Google Sans" w:eastAsia="Google Sans" w:hAnsi="Google Sans" w:cs="Google Sans"/>
-        </w:rPr>
-        <w:t>() para obtener estadísticas descriptivas (media, desviación estándar, mínimo, máximo, cuartiles) de las variables numéricas.</w:t>
-      </w:r>
-    </w:p>
-    <w:p>
-      <w:pPr>
-        <w:pBdr>
-          <w:top w:val="single" w:sz="8" w:space="2" w:color="000000"/>
-          <w:left w:val="single" w:sz="8" w:space="2" w:color="000000"/>
-          <w:bottom w:val="single" w:sz="8" w:space="2" w:color="000000"/>
-          <w:right w:val="single" w:sz="8" w:space="2" w:color="000000"/>
-        </w:pBdr>
-        <w:shd w:val="clear" w:color="auto" w:fill="FFFFFF"/>
-        <w:spacing w:after="200" w:line="240" w:lineRule="auto"/>
-        <w:rPr>
-          <w:rFonts w:ascii="Google Sans" w:eastAsia="Google Sans" w:hAnsi="Google Sans" w:cs="Google Sans"/>
-        </w:rPr>
-      </w:pPr>
-      <w:r>
-        <w:rPr>
-          <w:rFonts w:ascii="Google Sans" w:eastAsia="Google Sans" w:hAnsi="Google Sans" w:cs="Google Sans"/>
-        </w:rPr>
-        <w:t xml:space="preserve">  - </w:t>
+      <w:r>
+        <w:rPr>
+          <w:rFonts w:ascii="Google Sans" w:eastAsia="Google Sans" w:hAnsi="Google Sans" w:cs="Google Sans"/>
+        </w:rPr>
+        <w:t>(</w:t>
       </w:r>
       <w:proofErr w:type="spellStart"/>
-      <w:proofErr w:type="gramStart"/>
-      <w:r>
-        <w:rPr>
-          <w:rFonts w:ascii="Google Sans" w:eastAsia="Google Sans" w:hAnsi="Google Sans" w:cs="Google Sans"/>
-        </w:rPr>
-        <w:t>df.describe</w:t>
+      <w:r>
+        <w:rPr>
+          <w:rFonts w:ascii="Google Sans" w:eastAsia="Google Sans" w:hAnsi="Google Sans" w:cs="Google Sans"/>
+        </w:rPr>
+        <w:t>include</w:t>
       </w:r>
       <w:proofErr w:type="spellEnd"/>
-      <w:proofErr w:type="gramEnd"/>
-      <w:r>
-        <w:rPr>
-          <w:rFonts w:ascii="Google Sans" w:eastAsia="Google Sans" w:hAnsi="Google Sans" w:cs="Google Sans"/>
-        </w:rPr>
-        <w:t>(</w:t>
+      <w:r>
+        <w:rPr>
+          <w:rFonts w:ascii="Google Sans" w:eastAsia="Google Sans" w:hAnsi="Google Sans" w:cs="Google Sans"/>
+        </w:rPr>
+        <w:t>="</w:t>
       </w:r>
       <w:proofErr w:type="spellStart"/>
       <w:r>
         <w:rPr>
           <w:rFonts w:ascii="Google Sans" w:eastAsia="Google Sans" w:hAnsi="Google Sans" w:cs="Google Sans"/>
         </w:rPr>
-        <w:t>include</w:t>
+        <w:t>object</w:t>
       </w:r>
       <w:proofErr w:type="spellEnd"/>
       <w:r>
         <w:rPr>
           <w:rFonts w:ascii="Google Sans" w:eastAsia="Google Sans" w:hAnsi="Google Sans" w:cs="Google Sans"/>
         </w:rPr>
-        <w:t>="</w:t>
+        <w:t xml:space="preserve">") o </w:t>
       </w:r>
       <w:proofErr w:type="spellStart"/>
       <w:r>
         <w:rPr>
           <w:rFonts w:ascii="Google Sans" w:eastAsia="Google Sans" w:hAnsi="Google Sans" w:cs="Google Sans"/>
         </w:rPr>
-        <w:t>object</w:t>
+        <w:t>value_counts</w:t>
       </w:r>
       <w:proofErr w:type="spellEnd"/>
       <w:r>
         <w:rPr>
           <w:rFonts w:ascii="Google Sans" w:eastAsia="Google Sans" w:hAnsi="Google Sans" w:cs="Google Sans"/>
         </w:rPr>
-        <w:t xml:space="preserve">") o </w:t>
-      </w:r>
-      <w:proofErr w:type="spellStart"/>
-      <w:r>
-        <w:rPr>
-          <w:rFonts w:ascii="Google Sans" w:eastAsia="Google Sans" w:hAnsi="Google Sans" w:cs="Google Sans"/>
-        </w:rPr>
-        <w:t>value_</w:t>
-      </w:r>
-      <w:proofErr w:type="gramStart"/>
-      <w:r>
-        <w:rPr>
-          <w:rFonts w:ascii="Google Sans" w:eastAsia="Google Sans" w:hAnsi="Google Sans" w:cs="Google Sans"/>
-        </w:rPr>
-        <w:t>counts</w:t>
-      </w:r>
-      <w:proofErr w:type="spellEnd"/>
-      <w:r>
-        <w:rPr>
-          <w:rFonts w:ascii="Google Sans" w:eastAsia="Google Sans" w:hAnsi="Google Sans" w:cs="Google Sans"/>
-        </w:rPr>
-        <w:t>(</w:t>
-      </w:r>
-      <w:proofErr w:type="gramEnd"/>
-      <w:r>
-        <w:rPr>
-          <w:rFonts w:ascii="Google Sans" w:eastAsia="Google Sans" w:hAnsi="Google Sans" w:cs="Google Sans"/>
-        </w:rPr>
-        <w:t>) para variables categóricas.</w:t>
+        <w:t>() para variables categóricas.</w:t>
       </w:r>
     </w:p>
     <w:p>
@@ -1595,6 +1519,281 @@
         </w:rPr>
         <w:t xml:space="preserve"> que podrían afectar al análisis y al modelo de regresión.</w:t>
       </w:r>
+    </w:p>
+    <w:p>
+      <w:pPr>
+        <w:spacing w:after="200" w:line="240" w:lineRule="auto"/>
+        <w:rPr>
+          <w:rFonts w:ascii="Google Sans" w:eastAsia="Google Sans" w:hAnsi="Google Sans" w:cs="Google Sans"/>
+        </w:rPr>
+      </w:pPr>
+    </w:p>
+    <w:p>
+      <w:pPr>
+        <w:numPr>
+          <w:ilvl w:val="0"/>
+          <w:numId w:val="2"/>
+        </w:numPr>
+        <w:spacing w:after="200" w:line="240" w:lineRule="auto"/>
+        <w:ind w:left="426"/>
+        <w:rPr>
+          <w:rFonts w:ascii="Google Sans" w:eastAsia="Google Sans" w:hAnsi="Google Sans" w:cs="Google Sans"/>
+        </w:rPr>
+      </w:pPr>
+      <w:r>
+        <w:rPr>
+          <w:rFonts w:ascii="Google Sans" w:eastAsia="Google Sans" w:hAnsi="Google Sans" w:cs="Google Sans"/>
+        </w:rPr>
+        <w:t>Análisis estadístico adicional – Prueba</w:t>
+      </w:r>
+      <w:r>
+        <w:rPr>
+          <w:rFonts w:ascii="Times New Roman" w:eastAsia="Google Sans" w:hAnsi="Times New Roman" w:cs="Times New Roman"/>
+        </w:rPr>
+        <w:t> </w:t>
+      </w:r>
+      <w:r>
+        <w:rPr>
+          <w:rFonts w:ascii="Google Sans" w:eastAsia="Google Sans" w:hAnsi="Google Sans" w:cs="Google Sans"/>
+        </w:rPr>
+        <w:t>A/B</w:t>
+      </w:r>
+    </w:p>
+    <w:p>
+      <w:pPr>
+        <w:pBdr>
+          <w:top w:val="single" w:sz="8" w:space="2" w:color="000000"/>
+          <w:left w:val="single" w:sz="8" w:space="2" w:color="000000"/>
+          <w:bottom w:val="single" w:sz="8" w:space="2" w:color="000000"/>
+          <w:right w:val="single" w:sz="8" w:space="2" w:color="000000"/>
+        </w:pBdr>
+        <w:shd w:val="clear" w:color="auto" w:fill="FFFFFF"/>
+        <w:tabs>
+          <w:tab w:val="num" w:pos="720"/>
+        </w:tabs>
+        <w:spacing w:after="200" w:line="240" w:lineRule="auto"/>
+        <w:rPr>
+          <w:rFonts w:ascii="Google Sans" w:eastAsia="Google Sans" w:hAnsi="Google Sans" w:cs="Google Sans"/>
+          <w:lang w:val="es-ES"/>
+        </w:rPr>
+      </w:pPr>
+      <w:r>
+        <w:rPr>
+          <w:rFonts w:ascii="Google Sans" w:eastAsia="Google Sans" w:hAnsi="Google Sans" w:cs="Google Sans"/>
+        </w:rPr>
+        <w:t xml:space="preserve">- </w:t>
+      </w:r>
+      <w:r>
+        <w:rPr>
+          <w:rFonts w:ascii="Google Sans" w:eastAsia="Google Sans" w:hAnsi="Google Sans" w:cs="Google Sans"/>
+          <w:lang w:val="es-ES"/>
+        </w:rPr>
+        <w:t>Se realizó una prueba</w:t>
+      </w:r>
+      <w:r>
+        <w:rPr>
+          <w:rFonts w:ascii="Times New Roman" w:eastAsia="Google Sans" w:hAnsi="Times New Roman" w:cs="Times New Roman"/>
+          <w:lang w:val="es-ES"/>
+        </w:rPr>
+        <w:t> </w:t>
+      </w:r>
+      <w:r>
+        <w:rPr>
+          <w:rFonts w:ascii="Google Sans" w:eastAsia="Google Sans" w:hAnsi="Google Sans" w:cs="Google Sans"/>
+          <w:lang w:val="es-ES"/>
+        </w:rPr>
+        <w:t>t</w:t>
+      </w:r>
+      <w:r>
+        <w:rPr>
+          <w:rFonts w:ascii="Times New Roman" w:eastAsia="Google Sans" w:hAnsi="Times New Roman" w:cs="Times New Roman"/>
+          <w:lang w:val="es-ES"/>
+        </w:rPr>
+        <w:t> </w:t>
+      </w:r>
+      <w:r>
+        <w:rPr>
+          <w:rFonts w:ascii="Google Sans" w:eastAsia="Google Sans" w:hAnsi="Google Sans" w:cs="Google Sans"/>
+          <w:lang w:val="es-ES"/>
+        </w:rPr>
+        <w:t>de dos muestras independientes para evaluar si el tipo de pago influye en el importe de la tarifa.</w:t>
+      </w:r>
+    </w:p>
+    <w:p>
+      <w:pPr>
+        <w:pBdr>
+          <w:top w:val="single" w:sz="8" w:space="2" w:color="000000"/>
+          <w:left w:val="single" w:sz="8" w:space="2" w:color="000000"/>
+          <w:bottom w:val="single" w:sz="8" w:space="2" w:color="000000"/>
+          <w:right w:val="single" w:sz="8" w:space="2" w:color="000000"/>
+        </w:pBdr>
+        <w:shd w:val="clear" w:color="auto" w:fill="FFFFFF"/>
+        <w:tabs>
+          <w:tab w:val="num" w:pos="720"/>
+        </w:tabs>
+        <w:spacing w:after="200" w:line="240" w:lineRule="auto"/>
+        <w:rPr>
+          <w:rFonts w:ascii="Google Sans" w:eastAsia="Google Sans" w:hAnsi="Google Sans" w:cs="Google Sans"/>
+          <w:lang w:val="es-ES"/>
+        </w:rPr>
+      </w:pPr>
+      <w:r>
+        <w:rPr>
+          <w:rFonts w:ascii="Google Sans" w:eastAsia="Google Sans" w:hAnsi="Google Sans" w:cs="Google Sans"/>
+          <w:b/>
+          <w:bCs/>
+          <w:lang w:val="es-ES"/>
+        </w:rPr>
+        <w:t>Hipótesis nula (H₀):</w:t>
+      </w:r>
+      <w:r>
+        <w:rPr>
+          <w:rFonts w:ascii="Google Sans" w:eastAsia="Google Sans" w:hAnsi="Google Sans" w:cs="Google Sans"/>
+          <w:lang w:val="es-ES"/>
+        </w:rPr>
+        <w:t xml:space="preserve"> No existe diferencia significativa entre las tarifas medias pagadas con tarjeta y en efectivo.</w:t>
+      </w:r>
+    </w:p>
+    <w:p>
+      <w:pPr>
+        <w:pBdr>
+          <w:top w:val="single" w:sz="8" w:space="2" w:color="000000"/>
+          <w:left w:val="single" w:sz="8" w:space="2" w:color="000000"/>
+          <w:bottom w:val="single" w:sz="8" w:space="2" w:color="000000"/>
+          <w:right w:val="single" w:sz="8" w:space="2" w:color="000000"/>
+        </w:pBdr>
+        <w:shd w:val="clear" w:color="auto" w:fill="FFFFFF"/>
+        <w:tabs>
+          <w:tab w:val="num" w:pos="720"/>
+        </w:tabs>
+        <w:spacing w:after="200" w:line="240" w:lineRule="auto"/>
+        <w:rPr>
+          <w:rFonts w:ascii="Google Sans" w:eastAsia="Google Sans" w:hAnsi="Google Sans" w:cs="Google Sans"/>
+        </w:rPr>
+      </w:pPr>
+      <w:r>
+        <w:rPr>
+          <w:rFonts w:ascii="Google Sans" w:eastAsia="Google Sans" w:hAnsi="Google Sans" w:cs="Google Sans"/>
+          <w:b/>
+          <w:bCs/>
+          <w:lang w:val="es-ES"/>
+        </w:rPr>
+        <w:t>Hipótesis alternativa (H₁):</w:t>
+      </w:r>
+      <w:r>
+        <w:rPr>
+          <w:rFonts w:ascii="Google Sans" w:eastAsia="Google Sans" w:hAnsi="Google Sans" w:cs="Google Sans"/>
+          <w:lang w:val="es-ES"/>
+        </w:rPr>
+        <w:t xml:space="preserve"> Existe una diferencia significativa entre ambas medias. El resultado del test mostró un </w:t>
+      </w:r>
+      <w:r>
+        <w:rPr>
+          <w:rFonts w:ascii="Google Sans" w:eastAsia="Google Sans" w:hAnsi="Google Sans" w:cs="Google Sans"/>
+          <w:b/>
+          <w:bCs/>
+          <w:lang w:val="es-ES"/>
+        </w:rPr>
+        <w:t>valor</w:t>
+      </w:r>
+      <w:r>
+        <w:rPr>
+          <w:rFonts w:ascii="Times New Roman" w:eastAsia="Google Sans" w:hAnsi="Times New Roman" w:cs="Times New Roman"/>
+          <w:b/>
+          <w:bCs/>
+          <w:lang w:val="es-ES"/>
+        </w:rPr>
+        <w:t> </w:t>
+      </w:r>
+      <w:r>
+        <w:rPr>
+          <w:rFonts w:ascii="Google Sans" w:eastAsia="Google Sans" w:hAnsi="Google Sans" w:cs="Google Sans"/>
+          <w:b/>
+          <w:bCs/>
+          <w:lang w:val="es-ES"/>
+        </w:rPr>
+        <w:t>p</w:t>
+      </w:r>
+      <w:r>
+        <w:rPr>
+          <w:rFonts w:ascii="Times New Roman" w:eastAsia="Google Sans" w:hAnsi="Times New Roman" w:cs="Times New Roman"/>
+          <w:b/>
+          <w:bCs/>
+          <w:lang w:val="es-ES"/>
+        </w:rPr>
+        <w:t> </w:t>
+      </w:r>
+      <w:r>
+        <w:rPr>
+          <w:rFonts w:ascii="Google Sans" w:eastAsia="Google Sans" w:hAnsi="Google Sans" w:cs="Google Sans"/>
+          <w:b/>
+          <w:bCs/>
+          <w:lang w:val="es-ES"/>
+        </w:rPr>
+        <w:t>&lt;</w:t>
+      </w:r>
+      <w:r>
+        <w:rPr>
+          <w:rFonts w:ascii="Times New Roman" w:eastAsia="Google Sans" w:hAnsi="Times New Roman" w:cs="Times New Roman"/>
+          <w:b/>
+          <w:bCs/>
+          <w:lang w:val="es-ES"/>
+        </w:rPr>
+        <w:t> </w:t>
+      </w:r>
+      <w:r>
+        <w:rPr>
+          <w:rFonts w:ascii="Google Sans" w:eastAsia="Google Sans" w:hAnsi="Google Sans" w:cs="Google Sans"/>
+          <w:b/>
+          <w:bCs/>
+          <w:lang w:val="es-ES"/>
+        </w:rPr>
+        <w:t>0.05</w:t>
+      </w:r>
+      <w:r>
+        <w:rPr>
+          <w:rFonts w:ascii="Google Sans" w:eastAsia="Google Sans" w:hAnsi="Google Sans" w:cs="Google Sans"/>
+          <w:lang w:val="es-ES"/>
+        </w:rPr>
+        <w:t xml:space="preserve">, lo que indica una diferencia estadísticamente significativa. Los clientes que pagan con tarjeta tienden a pagar tarifas más altas, posiblemente por incluir propinas automáticas o viajes más largos. Se generó un </w:t>
+      </w:r>
+      <w:proofErr w:type="spellStart"/>
+      <w:r>
+        <w:rPr>
+          <w:rFonts w:ascii="Google Sans" w:eastAsia="Google Sans" w:hAnsi="Google Sans" w:cs="Google Sans"/>
+          <w:b/>
+          <w:bCs/>
+          <w:lang w:val="es-ES"/>
+        </w:rPr>
+        <w:t>boxplot</w:t>
+      </w:r>
+      <w:proofErr w:type="spellEnd"/>
+      <w:r>
+        <w:rPr>
+          <w:rFonts w:ascii="Google Sans" w:eastAsia="Google Sans" w:hAnsi="Google Sans" w:cs="Google Sans"/>
+          <w:b/>
+          <w:bCs/>
+          <w:lang w:val="es-ES"/>
+        </w:rPr>
+        <w:t xml:space="preserve"> comparativo</w:t>
+      </w:r>
+      <w:r>
+        <w:rPr>
+          <w:rFonts w:ascii="Google Sans" w:eastAsia="Google Sans" w:hAnsi="Google Sans" w:cs="Google Sans"/>
+          <w:lang w:val="es-ES"/>
+        </w:rPr>
+        <w:t xml:space="preserve"> que evidencia mayor dispersión y valores extremos en los pagos con tarjeta.</w:t>
+      </w:r>
+    </w:p>
+    <w:p>
+      <w:pPr>
+        <w:spacing w:after="70" w:line="240" w:lineRule="auto"/>
+        <w:rPr>
+          <w:rFonts w:ascii="Google Sans" w:eastAsia="Google Sans" w:hAnsi="Google Sans" w:cs="Google Sans"/>
+          <w:b/>
+          <w:bCs/>
+        </w:rPr>
+      </w:pPr>
     </w:p>
     <w:p>
       <w:pPr>
@@ -1931,6 +2130,182 @@
     </w:p>
     <w:p>
       <w:pPr>
+        <w:widowControl w:val="0"/>
+        <w:pBdr>
+          <w:top w:val="single" w:sz="8" w:space="2" w:color="000000"/>
+          <w:left w:val="single" w:sz="8" w:space="2" w:color="000000"/>
+          <w:bottom w:val="single" w:sz="8" w:space="2" w:color="000000"/>
+          <w:right w:val="single" w:sz="8" w:space="2" w:color="000000"/>
+        </w:pBdr>
+        <w:shd w:val="clear" w:color="auto" w:fill="FFFFFF"/>
+        <w:spacing w:after="200" w:line="240" w:lineRule="auto"/>
+        <w:rPr>
+          <w:rFonts w:ascii="Google Sans" w:eastAsia="Google Sans" w:hAnsi="Google Sans" w:cs="Google Sans"/>
+        </w:rPr>
+      </w:pPr>
+      <w:r>
+        <w:rPr>
+          <w:rFonts w:ascii="Google Sans" w:eastAsia="Google Sans" w:hAnsi="Google Sans" w:cs="Google Sans"/>
+        </w:rPr>
+        <w:t>-</w:t>
+      </w:r>
+      <w:r>
+        <w:rPr>
+          <w:rFonts w:ascii="Google Sans" w:eastAsia="Google Sans" w:hAnsi="Google Sans" w:cs="Google Sans"/>
+        </w:rPr>
+        <w:t>Integración del análisis estadístico</w:t>
+      </w:r>
+      <w:r>
+        <w:rPr>
+          <w:rFonts w:ascii="Google Sans" w:eastAsia="Google Sans" w:hAnsi="Google Sans" w:cs="Google Sans"/>
+        </w:rPr>
+        <w:t>:</w:t>
+      </w:r>
+      <w:r>
+        <w:rPr>
+          <w:rFonts w:ascii="Google Sans" w:eastAsia="Google Sans" w:hAnsi="Google Sans" w:cs="Google Sans"/>
+        </w:rPr>
+        <w:t xml:space="preserve"> Los resultados de la prueba</w:t>
+      </w:r>
+      <w:r>
+        <w:rPr>
+          <w:rFonts w:ascii="Times New Roman" w:eastAsia="Google Sans" w:hAnsi="Times New Roman" w:cs="Times New Roman"/>
+        </w:rPr>
+        <w:t> </w:t>
+      </w:r>
+      <w:r>
+        <w:rPr>
+          <w:rFonts w:ascii="Google Sans" w:eastAsia="Google Sans" w:hAnsi="Google Sans" w:cs="Google Sans"/>
+        </w:rPr>
+        <w:t>A/B se documentar</w:t>
+      </w:r>
+      <w:r>
+        <w:rPr>
+          <w:rFonts w:ascii="___WRD_EMBED_SUB_44" w:eastAsia="Google Sans" w:hAnsi="___WRD_EMBED_SUB_44" w:cs="___WRD_EMBED_SUB_44"/>
+        </w:rPr>
+        <w:t>á</w:t>
+      </w:r>
+      <w:r>
+        <w:rPr>
+          <w:rFonts w:ascii="Google Sans" w:eastAsia="Google Sans" w:hAnsi="Google Sans" w:cs="Google Sans"/>
+        </w:rPr>
+        <w:t>n junto con las variables derivadas para su visualizaci</w:t>
+      </w:r>
+      <w:r>
+        <w:rPr>
+          <w:rFonts w:ascii="___WRD_EMBED_SUB_44" w:eastAsia="Google Sans" w:hAnsi="___WRD_EMBED_SUB_44" w:cs="___WRD_EMBED_SUB_44"/>
+        </w:rPr>
+        <w:t>ó</w:t>
+      </w:r>
+      <w:r>
+        <w:rPr>
+          <w:rFonts w:ascii="Google Sans" w:eastAsia="Google Sans" w:hAnsi="Google Sans" w:cs="Google Sans"/>
+        </w:rPr>
+        <w:t xml:space="preserve">n en </w:t>
+      </w:r>
+      <w:proofErr w:type="spellStart"/>
+      <w:r>
+        <w:rPr>
+          <w:rFonts w:ascii="Google Sans" w:eastAsia="Google Sans" w:hAnsi="Google Sans" w:cs="Google Sans"/>
+        </w:rPr>
+        <w:t>Tableau</w:t>
+      </w:r>
+      <w:proofErr w:type="spellEnd"/>
+      <w:r>
+        <w:rPr>
+          <w:rFonts w:ascii="Google Sans" w:eastAsia="Google Sans" w:hAnsi="Google Sans" w:cs="Google Sans"/>
+        </w:rPr>
+        <w:t>. El gr</w:t>
+      </w:r>
+      <w:r>
+        <w:rPr>
+          <w:rFonts w:ascii="___WRD_EMBED_SUB_44" w:eastAsia="Google Sans" w:hAnsi="___WRD_EMBED_SUB_44" w:cs="___WRD_EMBED_SUB_44"/>
+        </w:rPr>
+        <w:t>á</w:t>
+      </w:r>
+      <w:r>
+        <w:rPr>
+          <w:rFonts w:ascii="Google Sans" w:eastAsia="Google Sans" w:hAnsi="Google Sans" w:cs="Google Sans"/>
+        </w:rPr>
+        <w:t xml:space="preserve">fico </w:t>
+      </w:r>
+      <w:proofErr w:type="spellStart"/>
+      <w:r>
+        <w:rPr>
+          <w:rFonts w:ascii="Google Sans" w:eastAsia="Google Sans" w:hAnsi="Google Sans" w:cs="Google Sans"/>
+        </w:rPr>
+        <w:t>boxplot</w:t>
+      </w:r>
+      <w:proofErr w:type="spellEnd"/>
+      <w:r>
+        <w:rPr>
+          <w:rFonts w:ascii="Google Sans" w:eastAsia="Google Sans" w:hAnsi="Google Sans" w:cs="Google Sans"/>
+        </w:rPr>
+        <w:t xml:space="preserve"> se incluir</w:t>
+      </w:r>
+      <w:r>
+        <w:rPr>
+          <w:rFonts w:ascii="___WRD_EMBED_SUB_44" w:eastAsia="Google Sans" w:hAnsi="___WRD_EMBED_SUB_44" w:cs="___WRD_EMBED_SUB_44"/>
+        </w:rPr>
+        <w:t>á</w:t>
+      </w:r>
+      <w:r>
+        <w:rPr>
+          <w:rFonts w:ascii="Google Sans" w:eastAsia="Google Sans" w:hAnsi="Google Sans" w:cs="Google Sans"/>
+        </w:rPr>
+        <w:t xml:space="preserve"> como evidencia visual del comportamiento de las tarifas seg</w:t>
+      </w:r>
+      <w:r>
+        <w:rPr>
+          <w:rFonts w:ascii="___WRD_EMBED_SUB_44" w:eastAsia="Google Sans" w:hAnsi="___WRD_EMBED_SUB_44" w:cs="___WRD_EMBED_SUB_44"/>
+        </w:rPr>
+        <w:t>ú</w:t>
+      </w:r>
+      <w:r>
+        <w:rPr>
+          <w:rFonts w:ascii="Google Sans" w:eastAsia="Google Sans" w:hAnsi="Google Sans" w:cs="Google Sans"/>
+        </w:rPr>
+        <w:t>n el tipo de pago. Este an</w:t>
+      </w:r>
+      <w:r>
+        <w:rPr>
+          <w:rFonts w:ascii="___WRD_EMBED_SUB_44" w:eastAsia="Google Sans" w:hAnsi="___WRD_EMBED_SUB_44" w:cs="___WRD_EMBED_SUB_44"/>
+        </w:rPr>
+        <w:t>á</w:t>
+      </w:r>
+      <w:r>
+        <w:rPr>
+          <w:rFonts w:ascii="Google Sans" w:eastAsia="Google Sans" w:hAnsi="Google Sans" w:cs="Google Sans"/>
+        </w:rPr>
+        <w:t>lisis servir</w:t>
+      </w:r>
+      <w:r>
+        <w:rPr>
+          <w:rFonts w:ascii="___WRD_EMBED_SUB_44" w:eastAsia="Google Sans" w:hAnsi="___WRD_EMBED_SUB_44" w:cs="___WRD_EMBED_SUB_44"/>
+        </w:rPr>
+        <w:t>á</w:t>
+      </w:r>
+      <w:r>
+        <w:rPr>
+          <w:rFonts w:ascii="Google Sans" w:eastAsia="Google Sans" w:hAnsi="Google Sans" w:cs="Google Sans"/>
+        </w:rPr>
+        <w:t xml:space="preserve"> como base para futuras correlaciones entre variables econ</w:t>
+      </w:r>
+      <w:r>
+        <w:rPr>
+          <w:rFonts w:ascii="___WRD_EMBED_SUB_44" w:eastAsia="Google Sans" w:hAnsi="___WRD_EMBED_SUB_44" w:cs="___WRD_EMBED_SUB_44"/>
+        </w:rPr>
+        <w:t>ó</w:t>
+      </w:r>
+      <w:r>
+        <w:rPr>
+          <w:rFonts w:ascii="Google Sans" w:eastAsia="Google Sans" w:hAnsi="Google Sans" w:cs="Google Sans"/>
+        </w:rPr>
+        <w:t>micas y de comportamiento del cliente.</w:t>
+      </w:r>
+    </w:p>
+    <w:p>
+      <w:pPr>
         <w:spacing w:after="70" w:line="240" w:lineRule="auto"/>
         <w:rPr>
           <w:rFonts w:ascii="Google Sans" w:eastAsia="Google Sans" w:hAnsi="Google Sans" w:cs="Google Sans"/>
@@ -1959,6 +2334,7 @@
           <w:sz w:val="24"/>
           <w:szCs w:val="24"/>
         </w:rPr>
+        <w:lastRenderedPageBreak/>
         <w:drawing>
           <wp:inline distT="114300" distB="114300" distL="114300" distR="114300" wp14:anchorId="5243BAB6" wp14:editId="0B5EAF90">
             <wp:extent cx="597232" cy="597232"/>
@@ -2285,21 +2661,122 @@
     </w:p>
     <w:p>
       <w:pPr>
-        <w:spacing w:after="70" w:line="240" w:lineRule="auto"/>
-        <w:rPr>
-          <w:rFonts w:ascii="Google Sans" w:eastAsia="Google Sans" w:hAnsi="Google Sans" w:cs="Google Sans"/>
-          <w:color w:val="333333"/>
-        </w:rPr>
-      </w:pPr>
-    </w:p>
-    <w:p>
-      <w:pPr>
-        <w:spacing w:after="70" w:line="240" w:lineRule="auto"/>
-        <w:rPr>
-          <w:rFonts w:ascii="Google Sans" w:eastAsia="Google Sans" w:hAnsi="Google Sans" w:cs="Google Sans"/>
-          <w:color w:val="333333"/>
-        </w:rPr>
-      </w:pPr>
+        <w:widowControl w:val="0"/>
+        <w:pBdr>
+          <w:top w:val="single" w:sz="8" w:space="2" w:color="000000"/>
+          <w:left w:val="single" w:sz="8" w:space="2" w:color="000000"/>
+          <w:bottom w:val="single" w:sz="8" w:space="2" w:color="000000"/>
+          <w:right w:val="single" w:sz="8" w:space="2" w:color="000000"/>
+        </w:pBdr>
+        <w:shd w:val="clear" w:color="auto" w:fill="FFFFFF"/>
+        <w:tabs>
+          <w:tab w:val="num" w:pos="720"/>
+        </w:tabs>
+        <w:spacing w:after="200" w:line="240" w:lineRule="auto"/>
+        <w:rPr>
+          <w:rFonts w:ascii="Google Sans" w:eastAsia="Google Sans" w:hAnsi="Google Sans" w:cs="Google Sans"/>
+          <w:lang w:val="es-ES"/>
+        </w:rPr>
+      </w:pPr>
+      <w:r>
+        <w:rPr>
+          <w:rFonts w:ascii="Google Sans" w:eastAsia="Google Sans" w:hAnsi="Google Sans" w:cs="Google Sans"/>
+          <w:lang w:val="es-ES"/>
+        </w:rPr>
+        <w:t>-</w:t>
+      </w:r>
+      <w:r>
+        <w:rPr>
+          <w:rFonts w:ascii="Google Sans" w:eastAsia="Google Sans" w:hAnsi="Google Sans" w:cs="Google Sans"/>
+          <w:lang w:val="es-ES"/>
+        </w:rPr>
+        <w:t>Recomendaciones derivadas del análisis estadístico</w:t>
+      </w:r>
+      <w:r>
+        <w:rPr>
+          <w:rFonts w:ascii="Google Sans" w:eastAsia="Google Sans" w:hAnsi="Google Sans" w:cs="Google Sans"/>
+          <w:lang w:val="es-ES"/>
+        </w:rPr>
+        <w:t>:</w:t>
+      </w:r>
+    </w:p>
+    <w:p>
+      <w:pPr>
+        <w:widowControl w:val="0"/>
+        <w:pBdr>
+          <w:top w:val="single" w:sz="8" w:space="2" w:color="000000"/>
+          <w:left w:val="single" w:sz="8" w:space="2" w:color="000000"/>
+          <w:bottom w:val="single" w:sz="8" w:space="2" w:color="000000"/>
+          <w:right w:val="single" w:sz="8" w:space="2" w:color="000000"/>
+        </w:pBdr>
+        <w:shd w:val="clear" w:color="auto" w:fill="FFFFFF"/>
+        <w:tabs>
+          <w:tab w:val="num" w:pos="720"/>
+        </w:tabs>
+        <w:spacing w:after="200" w:line="240" w:lineRule="auto"/>
+        <w:rPr>
+          <w:rFonts w:ascii="Google Sans" w:eastAsia="Google Sans" w:hAnsi="Google Sans" w:cs="Google Sans"/>
+          <w:lang w:val="es-ES"/>
+        </w:rPr>
+      </w:pPr>
+      <w:r>
+        <w:rPr>
+          <w:rFonts w:ascii="Google Sans" w:eastAsia="Google Sans" w:hAnsi="Google Sans" w:cs="Google Sans"/>
+          <w:lang w:val="es-ES"/>
+        </w:rPr>
+        <w:t>Incentivar el uso de tarjeta de crédito, ya que los clientes que utilizan este método tienden a pagar tarifas más altas.</w:t>
+      </w:r>
+    </w:p>
+    <w:p>
+      <w:pPr>
+        <w:widowControl w:val="0"/>
+        <w:pBdr>
+          <w:top w:val="single" w:sz="8" w:space="2" w:color="000000"/>
+          <w:left w:val="single" w:sz="8" w:space="2" w:color="000000"/>
+          <w:bottom w:val="single" w:sz="8" w:space="2" w:color="000000"/>
+          <w:right w:val="single" w:sz="8" w:space="2" w:color="000000"/>
+        </w:pBdr>
+        <w:shd w:val="clear" w:color="auto" w:fill="FFFFFF"/>
+        <w:tabs>
+          <w:tab w:val="num" w:pos="720"/>
+        </w:tabs>
+        <w:spacing w:after="200" w:line="240" w:lineRule="auto"/>
+        <w:rPr>
+          <w:rFonts w:ascii="Google Sans" w:eastAsia="Google Sans" w:hAnsi="Google Sans" w:cs="Google Sans"/>
+          <w:lang w:val="es-ES"/>
+        </w:rPr>
+      </w:pPr>
+      <w:r>
+        <w:rPr>
+          <w:rFonts w:ascii="Google Sans" w:eastAsia="Google Sans" w:hAnsi="Google Sans" w:cs="Google Sans"/>
+          <w:lang w:val="es-ES"/>
+        </w:rPr>
+        <w:t>Evaluar estrategias de promoción o descuentos vinculados al pago electrónico.</w:t>
+      </w:r>
+    </w:p>
+    <w:p>
+      <w:pPr>
+        <w:widowControl w:val="0"/>
+        <w:pBdr>
+          <w:top w:val="single" w:sz="8" w:space="2" w:color="000000"/>
+          <w:left w:val="single" w:sz="8" w:space="2" w:color="000000"/>
+          <w:bottom w:val="single" w:sz="8" w:space="2" w:color="000000"/>
+          <w:right w:val="single" w:sz="8" w:space="2" w:color="000000"/>
+        </w:pBdr>
+        <w:shd w:val="clear" w:color="auto" w:fill="FFFFFF"/>
+        <w:spacing w:after="200" w:line="240" w:lineRule="auto"/>
+        <w:rPr>
+          <w:rFonts w:ascii="Google Sans" w:eastAsia="Google Sans" w:hAnsi="Google Sans" w:cs="Google Sans"/>
+          <w:lang w:val="es-ES"/>
+        </w:rPr>
+      </w:pPr>
+      <w:r>
+        <w:rPr>
+          <w:rFonts w:ascii="Google Sans" w:eastAsia="Google Sans" w:hAnsi="Google Sans" w:cs="Google Sans"/>
+          <w:lang w:val="es-ES"/>
+        </w:rPr>
+        <w:t>Validar estos resultados con nuevos datos experimentales para confirmar la causalidad y evitar sesgos de muestreo.</w:t>
+      </w:r>
     </w:p>
     <w:p>
       <w:pPr>
@@ -2328,7 +2805,6 @@
           <w:rFonts w:ascii="Google Sans" w:eastAsia="Google Sans" w:hAnsi="Google Sans" w:cs="Google Sans"/>
           <w:color w:val="333333"/>
         </w:rPr>
-        <w:lastRenderedPageBreak/>
         <w:t>¿Qué datos se presentan inicialmente como portadores de anomalías?</w:t>
       </w:r>
     </w:p>
@@ -2591,6 +3067,7 @@
         <w:rPr>
           <w:rFonts w:ascii="Google Sans" w:eastAsia="Google Sans" w:hAnsi="Google Sans" w:cs="Google Sans"/>
         </w:rPr>
+        <w:lastRenderedPageBreak/>
         <w:t>- Información geográfica más detallada (barrios, zonas tarifarias) para estudiar diferencias espaciales en las tarifas.</w:t>
       </w:r>
     </w:p>
@@ -2958,6 +3435,304 @@
     </w:lvl>
   </w:abstractNum>
   <w:abstractNum w:abstractNumId="1" w15:restartNumberingAfterBreak="0">
+    <w:nsid w:val="07126D60"/>
+    <w:multiLevelType w:val="multilevel"/>
+    <w:tmpl w:val="7DFA5278"/>
+    <w:lvl w:ilvl="0">
+      <w:start w:val="1"/>
+      <w:numFmt w:val="bullet"/>
+      <w:lvlText w:val=""/>
+      <w:lvlJc w:val="left"/>
+      <w:pPr>
+        <w:tabs>
+          <w:tab w:val="num" w:pos="720"/>
+        </w:tabs>
+        <w:ind w:left="720" w:hanging="360"/>
+      </w:pPr>
+      <w:rPr>
+        <w:rFonts w:ascii="Symbol" w:hAnsi="Symbol" w:hint="default"/>
+        <w:sz w:val="20"/>
+      </w:rPr>
+    </w:lvl>
+    <w:lvl w:ilvl="1" w:tentative="1">
+      <w:start w:val="1"/>
+      <w:numFmt w:val="bullet"/>
+      <w:lvlText w:val="o"/>
+      <w:lvlJc w:val="left"/>
+      <w:pPr>
+        <w:tabs>
+          <w:tab w:val="num" w:pos="1440"/>
+        </w:tabs>
+        <w:ind w:left="1440" w:hanging="360"/>
+      </w:pPr>
+      <w:rPr>
+        <w:rFonts w:ascii="Courier New" w:hAnsi="Courier New" w:hint="default"/>
+        <w:sz w:val="20"/>
+      </w:rPr>
+    </w:lvl>
+    <w:lvl w:ilvl="2" w:tentative="1">
+      <w:start w:val="1"/>
+      <w:numFmt w:val="bullet"/>
+      <w:lvlText w:val=""/>
+      <w:lvlJc w:val="left"/>
+      <w:pPr>
+        <w:tabs>
+          <w:tab w:val="num" w:pos="2160"/>
+        </w:tabs>
+        <w:ind w:left="2160" w:hanging="360"/>
+      </w:pPr>
+      <w:rPr>
+        <w:rFonts w:ascii="Wingdings" w:hAnsi="Wingdings" w:hint="default"/>
+        <w:sz w:val="20"/>
+      </w:rPr>
+    </w:lvl>
+    <w:lvl w:ilvl="3" w:tentative="1">
+      <w:start w:val="1"/>
+      <w:numFmt w:val="bullet"/>
+      <w:lvlText w:val=""/>
+      <w:lvlJc w:val="left"/>
+      <w:pPr>
+        <w:tabs>
+          <w:tab w:val="num" w:pos="2880"/>
+        </w:tabs>
+        <w:ind w:left="2880" w:hanging="360"/>
+      </w:pPr>
+      <w:rPr>
+        <w:rFonts w:ascii="Wingdings" w:hAnsi="Wingdings" w:hint="default"/>
+        <w:sz w:val="20"/>
+      </w:rPr>
+    </w:lvl>
+    <w:lvl w:ilvl="4" w:tentative="1">
+      <w:start w:val="1"/>
+      <w:numFmt w:val="bullet"/>
+      <w:lvlText w:val=""/>
+      <w:lvlJc w:val="left"/>
+      <w:pPr>
+        <w:tabs>
+          <w:tab w:val="num" w:pos="3600"/>
+        </w:tabs>
+        <w:ind w:left="3600" w:hanging="360"/>
+      </w:pPr>
+      <w:rPr>
+        <w:rFonts w:ascii="Wingdings" w:hAnsi="Wingdings" w:hint="default"/>
+        <w:sz w:val="20"/>
+      </w:rPr>
+    </w:lvl>
+    <w:lvl w:ilvl="5" w:tentative="1">
+      <w:start w:val="1"/>
+      <w:numFmt w:val="bullet"/>
+      <w:lvlText w:val=""/>
+      <w:lvlJc w:val="left"/>
+      <w:pPr>
+        <w:tabs>
+          <w:tab w:val="num" w:pos="4320"/>
+        </w:tabs>
+        <w:ind w:left="4320" w:hanging="360"/>
+      </w:pPr>
+      <w:rPr>
+        <w:rFonts w:ascii="Wingdings" w:hAnsi="Wingdings" w:hint="default"/>
+        <w:sz w:val="20"/>
+      </w:rPr>
+    </w:lvl>
+    <w:lvl w:ilvl="6" w:tentative="1">
+      <w:start w:val="1"/>
+      <w:numFmt w:val="bullet"/>
+      <w:lvlText w:val=""/>
+      <w:lvlJc w:val="left"/>
+      <w:pPr>
+        <w:tabs>
+          <w:tab w:val="num" w:pos="5040"/>
+        </w:tabs>
+        <w:ind w:left="5040" w:hanging="360"/>
+      </w:pPr>
+      <w:rPr>
+        <w:rFonts w:ascii="Wingdings" w:hAnsi="Wingdings" w:hint="default"/>
+        <w:sz w:val="20"/>
+      </w:rPr>
+    </w:lvl>
+    <w:lvl w:ilvl="7" w:tentative="1">
+      <w:start w:val="1"/>
+      <w:numFmt w:val="bullet"/>
+      <w:lvlText w:val=""/>
+      <w:lvlJc w:val="left"/>
+      <w:pPr>
+        <w:tabs>
+          <w:tab w:val="num" w:pos="5760"/>
+        </w:tabs>
+        <w:ind w:left="5760" w:hanging="360"/>
+      </w:pPr>
+      <w:rPr>
+        <w:rFonts w:ascii="Wingdings" w:hAnsi="Wingdings" w:hint="default"/>
+        <w:sz w:val="20"/>
+      </w:rPr>
+    </w:lvl>
+    <w:lvl w:ilvl="8" w:tentative="1">
+      <w:start w:val="1"/>
+      <w:numFmt w:val="bullet"/>
+      <w:lvlText w:val=""/>
+      <w:lvlJc w:val="left"/>
+      <w:pPr>
+        <w:tabs>
+          <w:tab w:val="num" w:pos="6480"/>
+        </w:tabs>
+        <w:ind w:left="6480" w:hanging="360"/>
+      </w:pPr>
+      <w:rPr>
+        <w:rFonts w:ascii="Wingdings" w:hAnsi="Wingdings" w:hint="default"/>
+        <w:sz w:val="20"/>
+      </w:rPr>
+    </w:lvl>
+  </w:abstractNum>
+  <w:abstractNum w:abstractNumId="2" w15:restartNumberingAfterBreak="0">
+    <w:nsid w:val="1EEC7DD4"/>
+    <w:multiLevelType w:val="multilevel"/>
+    <w:tmpl w:val="7DFA5278"/>
+    <w:lvl w:ilvl="0">
+      <w:start w:val="1"/>
+      <w:numFmt w:val="bullet"/>
+      <w:lvlText w:val=""/>
+      <w:lvlJc w:val="left"/>
+      <w:pPr>
+        <w:tabs>
+          <w:tab w:val="num" w:pos="720"/>
+        </w:tabs>
+        <w:ind w:left="720" w:hanging="360"/>
+      </w:pPr>
+      <w:rPr>
+        <w:rFonts w:ascii="Symbol" w:hAnsi="Symbol" w:hint="default"/>
+        <w:sz w:val="20"/>
+      </w:rPr>
+    </w:lvl>
+    <w:lvl w:ilvl="1" w:tentative="1">
+      <w:start w:val="1"/>
+      <w:numFmt w:val="bullet"/>
+      <w:lvlText w:val="o"/>
+      <w:lvlJc w:val="left"/>
+      <w:pPr>
+        <w:tabs>
+          <w:tab w:val="num" w:pos="1440"/>
+        </w:tabs>
+        <w:ind w:left="1440" w:hanging="360"/>
+      </w:pPr>
+      <w:rPr>
+        <w:rFonts w:ascii="Courier New" w:hAnsi="Courier New" w:hint="default"/>
+        <w:sz w:val="20"/>
+      </w:rPr>
+    </w:lvl>
+    <w:lvl w:ilvl="2" w:tentative="1">
+      <w:start w:val="1"/>
+      <w:numFmt w:val="bullet"/>
+      <w:lvlText w:val=""/>
+      <w:lvlJc w:val="left"/>
+      <w:pPr>
+        <w:tabs>
+          <w:tab w:val="num" w:pos="2160"/>
+        </w:tabs>
+        <w:ind w:left="2160" w:hanging="360"/>
+      </w:pPr>
+      <w:rPr>
+        <w:rFonts w:ascii="Wingdings" w:hAnsi="Wingdings" w:hint="default"/>
+        <w:sz w:val="20"/>
+      </w:rPr>
+    </w:lvl>
+    <w:lvl w:ilvl="3" w:tentative="1">
+      <w:start w:val="1"/>
+      <w:numFmt w:val="bullet"/>
+      <w:lvlText w:val=""/>
+      <w:lvlJc w:val="left"/>
+      <w:pPr>
+        <w:tabs>
+          <w:tab w:val="num" w:pos="2880"/>
+        </w:tabs>
+        <w:ind w:left="2880" w:hanging="360"/>
+      </w:pPr>
+      <w:rPr>
+        <w:rFonts w:ascii="Wingdings" w:hAnsi="Wingdings" w:hint="default"/>
+        <w:sz w:val="20"/>
+      </w:rPr>
+    </w:lvl>
+    <w:lvl w:ilvl="4" w:tentative="1">
+      <w:start w:val="1"/>
+      <w:numFmt w:val="bullet"/>
+      <w:lvlText w:val=""/>
+      <w:lvlJc w:val="left"/>
+      <w:pPr>
+        <w:tabs>
+          <w:tab w:val="num" w:pos="3600"/>
+        </w:tabs>
+        <w:ind w:left="3600" w:hanging="360"/>
+      </w:pPr>
+      <w:rPr>
+        <w:rFonts w:ascii="Wingdings" w:hAnsi="Wingdings" w:hint="default"/>
+        <w:sz w:val="20"/>
+      </w:rPr>
+    </w:lvl>
+    <w:lvl w:ilvl="5" w:tentative="1">
+      <w:start w:val="1"/>
+      <w:numFmt w:val="bullet"/>
+      <w:lvlText w:val=""/>
+      <w:lvlJc w:val="left"/>
+      <w:pPr>
+        <w:tabs>
+          <w:tab w:val="num" w:pos="4320"/>
+        </w:tabs>
+        <w:ind w:left="4320" w:hanging="360"/>
+      </w:pPr>
+      <w:rPr>
+        <w:rFonts w:ascii="Wingdings" w:hAnsi="Wingdings" w:hint="default"/>
+        <w:sz w:val="20"/>
+      </w:rPr>
+    </w:lvl>
+    <w:lvl w:ilvl="6" w:tentative="1">
+      <w:start w:val="1"/>
+      <w:numFmt w:val="bullet"/>
+      <w:lvlText w:val=""/>
+      <w:lvlJc w:val="left"/>
+      <w:pPr>
+        <w:tabs>
+          <w:tab w:val="num" w:pos="5040"/>
+        </w:tabs>
+        <w:ind w:left="5040" w:hanging="360"/>
+      </w:pPr>
+      <w:rPr>
+        <w:rFonts w:ascii="Wingdings" w:hAnsi="Wingdings" w:hint="default"/>
+        <w:sz w:val="20"/>
+      </w:rPr>
+    </w:lvl>
+    <w:lvl w:ilvl="7" w:tentative="1">
+      <w:start w:val="1"/>
+      <w:numFmt w:val="bullet"/>
+      <w:lvlText w:val=""/>
+      <w:lvlJc w:val="left"/>
+      <w:pPr>
+        <w:tabs>
+          <w:tab w:val="num" w:pos="5760"/>
+        </w:tabs>
+        <w:ind w:left="5760" w:hanging="360"/>
+      </w:pPr>
+      <w:rPr>
+        <w:rFonts w:ascii="Wingdings" w:hAnsi="Wingdings" w:hint="default"/>
+        <w:sz w:val="20"/>
+      </w:rPr>
+    </w:lvl>
+    <w:lvl w:ilvl="8" w:tentative="1">
+      <w:start w:val="1"/>
+      <w:numFmt w:val="bullet"/>
+      <w:lvlText w:val=""/>
+      <w:lvlJc w:val="left"/>
+      <w:pPr>
+        <w:tabs>
+          <w:tab w:val="num" w:pos="6480"/>
+        </w:tabs>
+        <w:ind w:left="6480" w:hanging="360"/>
+      </w:pPr>
+      <w:rPr>
+        <w:rFonts w:ascii="Wingdings" w:hAnsi="Wingdings" w:hint="default"/>
+        <w:sz w:val="20"/>
+      </w:rPr>
+    </w:lvl>
+  </w:abstractNum>
+  <w:abstractNum w:abstractNumId="3" w15:restartNumberingAfterBreak="0">
     <w:nsid w:val="2721464E"/>
     <w:multiLevelType w:val="multilevel"/>
     <w:tmpl w:val="E29AD80E"/>
@@ -3070,7 +3845,7 @@
       </w:rPr>
     </w:lvl>
   </w:abstractNum>
-  <w:abstractNum w:abstractNumId="2" w15:restartNumberingAfterBreak="0">
+  <w:abstractNum w:abstractNumId="4" w15:restartNumberingAfterBreak="0">
     <w:nsid w:val="3BE04B81"/>
     <w:multiLevelType w:val="multilevel"/>
     <w:tmpl w:val="B94C4226"/>
@@ -3188,10 +3963,16 @@
     <w:abstractNumId w:val="0"/>
   </w:num>
   <w:num w:numId="2" w16cid:durableId="609900325">
-    <w:abstractNumId w:val="2"/>
+    <w:abstractNumId w:val="4"/>
   </w:num>
   <w:num w:numId="3" w16cid:durableId="257296266">
+    <w:abstractNumId w:val="3"/>
+  </w:num>
+  <w:num w:numId="4" w16cid:durableId="651447541">
     <w:abstractNumId w:val="1"/>
+  </w:num>
+  <w:num w:numId="5" w16cid:durableId="1891649816">
+    <w:abstractNumId w:val="2"/>
   </w:num>
 </w:numbering>
 </file>
@@ -3826,6 +4607,30 @@
     <w:uiPriority w:val="99"/>
     <w:rsid w:val="004E2FE0"/>
   </w:style>
+  <w:style w:type="paragraph" w:styleId="Prrafodelista">
+    <w:name w:val="List Paragraph"/>
+    <w:basedOn w:val="Normal"/>
+    <w:uiPriority w:val="34"/>
+    <w:qFormat/>
+    <w:rsid w:val="00BE79E7"/>
+    <w:pPr>
+      <w:ind w:left="720"/>
+      <w:contextualSpacing/>
+    </w:pPr>
+  </w:style>
+  <w:style w:type="paragraph" w:styleId="NormalWeb">
+    <w:name w:val="Normal (Web)"/>
+    <w:basedOn w:val="Normal"/>
+    <w:uiPriority w:val="99"/>
+    <w:semiHidden/>
+    <w:unhideWhenUsed/>
+    <w:rsid w:val="00BE79E7"/>
+    <w:rPr>
+      <w:rFonts w:ascii="Times New Roman" w:hAnsi="Times New Roman" w:cs="Times New Roman"/>
+      <w:sz w:val="24"/>
+      <w:szCs w:val="24"/>
+    </w:rPr>
+  </w:style>
 </w:styles>
 </file>
 

--- a/PACE documento de estrategia Automatidata.docx
+++ b/PACE documento de estrategia Automatidata.docx
@@ -399,6 +399,7 @@
         <w:t>- Documentación oficial de Python y pandas (por ejemplo, métodos como .</w:t>
       </w:r>
       <w:proofErr w:type="spellStart"/>
+      <w:proofErr w:type="gramStart"/>
       <w:r>
         <w:rPr>
           <w:rFonts w:ascii="Google Sans" w:eastAsia="Google Sans" w:hAnsi="Google Sans" w:cs="Google Sans"/>
@@ -410,7 +411,35 @@
         <w:rPr>
           <w:rFonts w:ascii="Google Sans" w:eastAsia="Google Sans" w:hAnsi="Google Sans" w:cs="Google Sans"/>
         </w:rPr>
-        <w:t>(), .describe(), .</w:t>
+        <w:t>(</w:t>
+      </w:r>
+      <w:proofErr w:type="gramEnd"/>
+      <w:r>
+        <w:rPr>
+          <w:rFonts w:ascii="Google Sans" w:eastAsia="Google Sans" w:hAnsi="Google Sans" w:cs="Google Sans"/>
+        </w:rPr>
+        <w:t>)</w:t>
+      </w:r>
+      <w:proofErr w:type="gramStart"/>
+      <w:r>
+        <w:rPr>
+          <w:rFonts w:ascii="Google Sans" w:eastAsia="Google Sans" w:hAnsi="Google Sans" w:cs="Google Sans"/>
+        </w:rPr>
+        <w:t>, .describe</w:t>
+      </w:r>
+      <w:proofErr w:type="gramEnd"/>
+      <w:r>
+        <w:rPr>
+          <w:rFonts w:ascii="Google Sans" w:eastAsia="Google Sans" w:hAnsi="Google Sans" w:cs="Google Sans"/>
+        </w:rPr>
+        <w:t>()</w:t>
+      </w:r>
+      <w:proofErr w:type="gramStart"/>
+      <w:r>
+        <w:rPr>
+          <w:rFonts w:ascii="Google Sans" w:eastAsia="Google Sans" w:hAnsi="Google Sans" w:cs="Google Sans"/>
+        </w:rPr>
+        <w:t>, .</w:t>
       </w:r>
       <w:proofErr w:type="spellStart"/>
       <w:r>
@@ -434,6 +463,7 @@
         <w:t>isnull</w:t>
       </w:r>
       <w:proofErr w:type="spellEnd"/>
+      <w:proofErr w:type="gramEnd"/>
       <w:r>
         <w:rPr>
           <w:rFonts w:ascii="Google Sans" w:eastAsia="Google Sans" w:hAnsi="Google Sans" w:cs="Google Sans"/>
@@ -445,14 +475,28 @@
         <w:rPr>
           <w:rFonts w:ascii="Google Sans" w:eastAsia="Google Sans" w:hAnsi="Google Sans" w:cs="Google Sans"/>
         </w:rPr>
-        <w:t>value_counts</w:t>
+        <w:t>value_</w:t>
+      </w:r>
+      <w:proofErr w:type="gramStart"/>
+      <w:r>
+        <w:rPr>
+          <w:rFonts w:ascii="Google Sans" w:eastAsia="Google Sans" w:hAnsi="Google Sans" w:cs="Google Sans"/>
+        </w:rPr>
+        <w:t>counts</w:t>
       </w:r>
       <w:proofErr w:type="spellEnd"/>
       <w:r>
         <w:rPr>
           <w:rFonts w:ascii="Google Sans" w:eastAsia="Google Sans" w:hAnsi="Google Sans" w:cs="Google Sans"/>
         </w:rPr>
-        <w:t>()).</w:t>
+        <w:t>(</w:t>
+      </w:r>
+      <w:proofErr w:type="gramEnd"/>
+      <w:r>
+        <w:rPr>
+          <w:rFonts w:ascii="Google Sans" w:eastAsia="Google Sans" w:hAnsi="Google Sans" w:cs="Google Sans"/>
+        </w:rPr>
+        <w:t>)).</w:t>
       </w:r>
     </w:p>
     <w:p>
@@ -1041,30 +1085,45 @@
         <w:rPr>
           <w:rFonts w:ascii="Google Sans" w:eastAsia="Google Sans" w:hAnsi="Google Sans" w:cs="Google Sans"/>
         </w:rPr>
-        <w:t xml:space="preserve">  - df.info() para revisar tipos de datos y conteos no nulos.</w:t>
-      </w:r>
-    </w:p>
-    <w:p>
-      <w:pPr>
-        <w:pBdr>
-          <w:top w:val="single" w:sz="8" w:space="2" w:color="000000"/>
-          <w:left w:val="single" w:sz="8" w:space="2" w:color="000000"/>
-          <w:bottom w:val="single" w:sz="8" w:space="2" w:color="000000"/>
-          <w:right w:val="single" w:sz="8" w:space="2" w:color="000000"/>
-        </w:pBdr>
-        <w:shd w:val="clear" w:color="auto" w:fill="FFFFFF"/>
-        <w:spacing w:after="200" w:line="240" w:lineRule="auto"/>
-        <w:rPr>
-          <w:rFonts w:ascii="Google Sans" w:eastAsia="Google Sans" w:hAnsi="Google Sans" w:cs="Google Sans"/>
-        </w:rPr>
-      </w:pPr>
-      <w:r>
-        <w:rPr>
-          <w:rFonts w:ascii="Google Sans" w:eastAsia="Google Sans" w:hAnsi="Google Sans" w:cs="Google Sans"/>
-        </w:rPr>
         <w:t xml:space="preserve">  - </w:t>
       </w:r>
+      <w:proofErr w:type="gramStart"/>
+      <w:r>
+        <w:rPr>
+          <w:rFonts w:ascii="Google Sans" w:eastAsia="Google Sans" w:hAnsi="Google Sans" w:cs="Google Sans"/>
+        </w:rPr>
+        <w:t>df.info(</w:t>
+      </w:r>
+      <w:proofErr w:type="gramEnd"/>
+      <w:r>
+        <w:rPr>
+          <w:rFonts w:ascii="Google Sans" w:eastAsia="Google Sans" w:hAnsi="Google Sans" w:cs="Google Sans"/>
+        </w:rPr>
+        <w:t>) para revisar tipos de datos y conteos no nulos.</w:t>
+      </w:r>
+    </w:p>
+    <w:p>
+      <w:pPr>
+        <w:pBdr>
+          <w:top w:val="single" w:sz="8" w:space="2" w:color="000000"/>
+          <w:left w:val="single" w:sz="8" w:space="2" w:color="000000"/>
+          <w:bottom w:val="single" w:sz="8" w:space="2" w:color="000000"/>
+          <w:right w:val="single" w:sz="8" w:space="2" w:color="000000"/>
+        </w:pBdr>
+        <w:shd w:val="clear" w:color="auto" w:fill="FFFFFF"/>
+        <w:spacing w:after="200" w:line="240" w:lineRule="auto"/>
+        <w:rPr>
+          <w:rFonts w:ascii="Google Sans" w:eastAsia="Google Sans" w:hAnsi="Google Sans" w:cs="Google Sans"/>
+        </w:rPr>
+      </w:pPr>
+      <w:r>
+        <w:rPr>
+          <w:rFonts w:ascii="Google Sans" w:eastAsia="Google Sans" w:hAnsi="Google Sans" w:cs="Google Sans"/>
+        </w:rPr>
+        <w:t xml:space="preserve">  - </w:t>
+      </w:r>
       <w:proofErr w:type="spellStart"/>
+      <w:proofErr w:type="gramStart"/>
       <w:r>
         <w:rPr>
           <w:rFonts w:ascii="Google Sans" w:eastAsia="Google Sans" w:hAnsi="Google Sans" w:cs="Google Sans"/>
@@ -1072,6 +1131,7 @@
         <w:t>df.describe</w:t>
       </w:r>
       <w:proofErr w:type="spellEnd"/>
+      <w:proofErr w:type="gramEnd"/>
       <w:r>
         <w:rPr>
           <w:rFonts w:ascii="Google Sans" w:eastAsia="Google Sans" w:hAnsi="Google Sans" w:cs="Google Sans"/>
@@ -1100,6 +1160,7 @@
         <w:t xml:space="preserve">  - </w:t>
       </w:r>
       <w:proofErr w:type="spellStart"/>
+      <w:proofErr w:type="gramStart"/>
       <w:r>
         <w:rPr>
           <w:rFonts w:ascii="Google Sans" w:eastAsia="Google Sans" w:hAnsi="Google Sans" w:cs="Google Sans"/>
@@ -1107,6 +1168,7 @@
         <w:t>df.describe</w:t>
       </w:r>
       <w:proofErr w:type="spellEnd"/>
+      <w:proofErr w:type="gramEnd"/>
       <w:r>
         <w:rPr>
           <w:rFonts w:ascii="Google Sans" w:eastAsia="Google Sans" w:hAnsi="Google Sans" w:cs="Google Sans"/>
@@ -1146,14 +1208,28 @@
         <w:rPr>
           <w:rFonts w:ascii="Google Sans" w:eastAsia="Google Sans" w:hAnsi="Google Sans" w:cs="Google Sans"/>
         </w:rPr>
-        <w:t>value_counts</w:t>
+        <w:t>value_</w:t>
+      </w:r>
+      <w:proofErr w:type="gramStart"/>
+      <w:r>
+        <w:rPr>
+          <w:rFonts w:ascii="Google Sans" w:eastAsia="Google Sans" w:hAnsi="Google Sans" w:cs="Google Sans"/>
+        </w:rPr>
+        <w:t>counts</w:t>
       </w:r>
       <w:proofErr w:type="spellEnd"/>
       <w:r>
         <w:rPr>
           <w:rFonts w:ascii="Google Sans" w:eastAsia="Google Sans" w:hAnsi="Google Sans" w:cs="Google Sans"/>
         </w:rPr>
-        <w:t>() para variables categóricas.</w:t>
+        <w:t>(</w:t>
+      </w:r>
+      <w:proofErr w:type="gramEnd"/>
+      <w:r>
+        <w:rPr>
+          <w:rFonts w:ascii="Google Sans" w:eastAsia="Google Sans" w:hAnsi="Google Sans" w:cs="Google Sans"/>
+        </w:rPr>
+        <w:t>) para variables categóricas.</w:t>
       </w:r>
     </w:p>
     <w:p>
@@ -1783,6 +1859,719 @@
           <w:lang w:val="es-ES"/>
         </w:rPr>
         <w:t xml:space="preserve"> que evidencia mayor dispersión y valores extremos en los pagos con tarjeta.</w:t>
+      </w:r>
+    </w:p>
+    <w:p>
+      <w:pPr>
+        <w:spacing w:after="70" w:line="240" w:lineRule="auto"/>
+        <w:rPr>
+          <w:rFonts w:ascii="Google Sans" w:eastAsia="Google Sans" w:hAnsi="Google Sans" w:cs="Google Sans"/>
+          <w:b/>
+          <w:bCs/>
+        </w:rPr>
+      </w:pPr>
+    </w:p>
+    <w:p>
+      <w:pPr>
+        <w:numPr>
+          <w:ilvl w:val="0"/>
+          <w:numId w:val="2"/>
+        </w:numPr>
+        <w:spacing w:after="200" w:line="240" w:lineRule="auto"/>
+        <w:ind w:left="426"/>
+        <w:rPr>
+          <w:rFonts w:ascii="Google Sans" w:eastAsia="Google Sans" w:hAnsi="Google Sans" w:cs="Google Sans"/>
+        </w:rPr>
+      </w:pPr>
+      <w:r>
+        <w:rPr>
+          <w:rFonts w:ascii="Google Sans" w:eastAsia="Google Sans" w:hAnsi="Google Sans" w:cs="Google Sans"/>
+        </w:rPr>
+        <w:t>Análisis estadístico adicional – Modelo de regresión lineal múltiple (MLR)</w:t>
+      </w:r>
+    </w:p>
+    <w:p>
+      <w:pPr>
+        <w:pBdr>
+          <w:top w:val="single" w:sz="8" w:space="2" w:color="000000"/>
+          <w:left w:val="single" w:sz="8" w:space="2" w:color="000000"/>
+          <w:bottom w:val="single" w:sz="8" w:space="2" w:color="000000"/>
+          <w:right w:val="single" w:sz="8" w:space="2" w:color="000000"/>
+        </w:pBdr>
+        <w:shd w:val="clear" w:color="auto" w:fill="FFFFFF"/>
+        <w:tabs>
+          <w:tab w:val="num" w:pos="720"/>
+        </w:tabs>
+        <w:spacing w:after="200" w:line="240" w:lineRule="auto"/>
+        <w:rPr>
+          <w:rFonts w:ascii="Google Sans" w:eastAsia="Google Sans" w:hAnsi="Google Sans" w:cs="Google Sans"/>
+        </w:rPr>
+      </w:pPr>
+      <w:r>
+        <w:rPr>
+          <w:rFonts w:ascii="Google Sans" w:eastAsia="Google Sans" w:hAnsi="Google Sans" w:cs="Google Sans"/>
+        </w:rPr>
+        <w:t>-</w:t>
+      </w:r>
+      <w:r>
+        <w:rPr>
+          <w:rFonts w:ascii="Google Sans" w:eastAsia="Google Sans" w:hAnsi="Google Sans" w:cs="Google Sans"/>
+        </w:rPr>
+        <w:t>Objetivo: evaluar el rendimiento del modelo para predecir tarifas de taxi en NYC.</w:t>
+      </w:r>
+    </w:p>
+    <w:p>
+      <w:pPr>
+        <w:pBdr>
+          <w:top w:val="single" w:sz="8" w:space="2" w:color="000000"/>
+          <w:left w:val="single" w:sz="8" w:space="2" w:color="000000"/>
+          <w:bottom w:val="single" w:sz="8" w:space="2" w:color="000000"/>
+          <w:right w:val="single" w:sz="8" w:space="2" w:color="000000"/>
+        </w:pBdr>
+        <w:shd w:val="clear" w:color="auto" w:fill="FFFFFF"/>
+        <w:tabs>
+          <w:tab w:val="num" w:pos="720"/>
+        </w:tabs>
+        <w:spacing w:after="200" w:line="240" w:lineRule="auto"/>
+        <w:rPr>
+          <w:rFonts w:ascii="Google Sans" w:eastAsia="Google Sans" w:hAnsi="Google Sans" w:cs="Google Sans"/>
+        </w:rPr>
+      </w:pPr>
+      <w:r>
+        <w:rPr>
+          <w:rFonts w:ascii="Google Sans" w:eastAsia="Google Sans" w:hAnsi="Google Sans" w:cs="Google Sans"/>
+        </w:rPr>
+        <w:t>-</w:t>
+      </w:r>
+      <w:r>
+        <w:rPr>
+          <w:rFonts w:ascii="Google Sans" w:eastAsia="Google Sans" w:hAnsi="Google Sans" w:cs="Google Sans"/>
+        </w:rPr>
+        <w:t>Métricas clave:</w:t>
+      </w:r>
+    </w:p>
+    <w:p>
+      <w:pPr>
+        <w:pBdr>
+          <w:top w:val="single" w:sz="8" w:space="2" w:color="000000"/>
+          <w:left w:val="single" w:sz="8" w:space="2" w:color="000000"/>
+          <w:bottom w:val="single" w:sz="8" w:space="2" w:color="000000"/>
+          <w:right w:val="single" w:sz="8" w:space="2" w:color="000000"/>
+        </w:pBdr>
+        <w:shd w:val="clear" w:color="auto" w:fill="FFFFFF"/>
+        <w:tabs>
+          <w:tab w:val="num" w:pos="720"/>
+        </w:tabs>
+        <w:spacing w:after="200" w:line="240" w:lineRule="auto"/>
+        <w:rPr>
+          <w:rFonts w:ascii="Google Sans" w:eastAsia="Google Sans" w:hAnsi="Google Sans" w:cs="Google Sans"/>
+        </w:rPr>
+      </w:pPr>
+      <w:r>
+        <w:rPr>
+          <w:rFonts w:ascii="Google Sans" w:eastAsia="Google Sans" w:hAnsi="Google Sans" w:cs="Google Sans"/>
+        </w:rPr>
+        <w:t>• MAE = 1.74 USD</w:t>
+      </w:r>
+    </w:p>
+    <w:p>
+      <w:pPr>
+        <w:pBdr>
+          <w:top w:val="single" w:sz="8" w:space="2" w:color="000000"/>
+          <w:left w:val="single" w:sz="8" w:space="2" w:color="000000"/>
+          <w:bottom w:val="single" w:sz="8" w:space="2" w:color="000000"/>
+          <w:right w:val="single" w:sz="8" w:space="2" w:color="000000"/>
+        </w:pBdr>
+        <w:shd w:val="clear" w:color="auto" w:fill="FFFFFF"/>
+        <w:tabs>
+          <w:tab w:val="num" w:pos="720"/>
+        </w:tabs>
+        <w:spacing w:after="200" w:line="240" w:lineRule="auto"/>
+        <w:rPr>
+          <w:rFonts w:ascii="Google Sans" w:eastAsia="Google Sans" w:hAnsi="Google Sans" w:cs="Google Sans"/>
+        </w:rPr>
+      </w:pPr>
+      <w:r>
+        <w:rPr>
+          <w:rFonts w:ascii="Google Sans" w:eastAsia="Google Sans" w:hAnsi="Google Sans" w:cs="Google Sans"/>
+        </w:rPr>
+        <w:t>• RMSE = 3.25 USD</w:t>
+      </w:r>
+    </w:p>
+    <w:p>
+      <w:pPr>
+        <w:pBdr>
+          <w:top w:val="single" w:sz="8" w:space="2" w:color="000000"/>
+          <w:left w:val="single" w:sz="8" w:space="2" w:color="000000"/>
+          <w:bottom w:val="single" w:sz="8" w:space="2" w:color="000000"/>
+          <w:right w:val="single" w:sz="8" w:space="2" w:color="000000"/>
+        </w:pBdr>
+        <w:shd w:val="clear" w:color="auto" w:fill="FFFFFF"/>
+        <w:tabs>
+          <w:tab w:val="num" w:pos="720"/>
+        </w:tabs>
+        <w:spacing w:after="200" w:line="240" w:lineRule="auto"/>
+        <w:rPr>
+          <w:rFonts w:ascii="Google Sans" w:eastAsia="Google Sans" w:hAnsi="Google Sans" w:cs="Google Sans"/>
+        </w:rPr>
+      </w:pPr>
+      <w:r>
+        <w:rPr>
+          <w:rFonts w:ascii="Google Sans" w:eastAsia="Google Sans" w:hAnsi="Google Sans" w:cs="Google Sans"/>
+        </w:rPr>
+        <w:t>• R² = 0.903</w:t>
+      </w:r>
+    </w:p>
+    <w:p>
+      <w:pPr>
+        <w:pBdr>
+          <w:top w:val="single" w:sz="8" w:space="2" w:color="000000"/>
+          <w:left w:val="single" w:sz="8" w:space="2" w:color="000000"/>
+          <w:bottom w:val="single" w:sz="8" w:space="2" w:color="000000"/>
+          <w:right w:val="single" w:sz="8" w:space="2" w:color="000000"/>
+        </w:pBdr>
+        <w:shd w:val="clear" w:color="auto" w:fill="FFFFFF"/>
+        <w:tabs>
+          <w:tab w:val="num" w:pos="720"/>
+        </w:tabs>
+        <w:spacing w:after="200" w:line="240" w:lineRule="auto"/>
+        <w:rPr>
+          <w:rFonts w:ascii="Google Sans" w:eastAsia="Google Sans" w:hAnsi="Google Sans" w:cs="Google Sans"/>
+        </w:rPr>
+      </w:pPr>
+      <w:r>
+        <w:rPr>
+          <w:rFonts w:ascii="Google Sans" w:eastAsia="Google Sans" w:hAnsi="Google Sans" w:cs="Google Sans"/>
+        </w:rPr>
+        <w:t>-</w:t>
+      </w:r>
+      <w:r>
+        <w:rPr>
+          <w:rFonts w:ascii="Google Sans" w:eastAsia="Google Sans" w:hAnsi="Google Sans" w:cs="Google Sans"/>
+        </w:rPr>
+        <w:t>Conclusiones:</w:t>
+      </w:r>
+    </w:p>
+    <w:p>
+      <w:pPr>
+        <w:pBdr>
+          <w:top w:val="single" w:sz="8" w:space="2" w:color="000000"/>
+          <w:left w:val="single" w:sz="8" w:space="2" w:color="000000"/>
+          <w:bottom w:val="single" w:sz="8" w:space="2" w:color="000000"/>
+          <w:right w:val="single" w:sz="8" w:space="2" w:color="000000"/>
+        </w:pBdr>
+        <w:shd w:val="clear" w:color="auto" w:fill="FFFFFF"/>
+        <w:tabs>
+          <w:tab w:val="num" w:pos="720"/>
+        </w:tabs>
+        <w:spacing w:after="200" w:line="240" w:lineRule="auto"/>
+        <w:rPr>
+          <w:rFonts w:ascii="Google Sans" w:eastAsia="Google Sans" w:hAnsi="Google Sans" w:cs="Google Sans"/>
+        </w:rPr>
+      </w:pPr>
+      <w:r>
+        <w:rPr>
+          <w:rFonts w:ascii="Google Sans" w:eastAsia="Google Sans" w:hAnsi="Google Sans" w:cs="Google Sans"/>
+        </w:rPr>
+        <w:t>• El modelo explica más del 90</w:t>
+      </w:r>
+      <w:r>
+        <w:rPr>
+          <w:rFonts w:ascii="Times New Roman" w:eastAsia="Google Sans" w:hAnsi="Times New Roman" w:cs="Times New Roman"/>
+        </w:rPr>
+        <w:t> </w:t>
+      </w:r>
+      <w:r>
+        <w:rPr>
+          <w:rFonts w:ascii="Google Sans" w:eastAsia="Google Sans" w:hAnsi="Google Sans" w:cs="Google Sans"/>
+        </w:rPr>
+        <w:t>% de la variabilidad de las tarifas.</w:t>
+      </w:r>
+    </w:p>
+    <w:p>
+      <w:pPr>
+        <w:pBdr>
+          <w:top w:val="single" w:sz="8" w:space="2" w:color="000000"/>
+          <w:left w:val="single" w:sz="8" w:space="2" w:color="000000"/>
+          <w:bottom w:val="single" w:sz="8" w:space="2" w:color="000000"/>
+          <w:right w:val="single" w:sz="8" w:space="2" w:color="000000"/>
+        </w:pBdr>
+        <w:shd w:val="clear" w:color="auto" w:fill="FFFFFF"/>
+        <w:tabs>
+          <w:tab w:val="num" w:pos="720"/>
+        </w:tabs>
+        <w:spacing w:after="200" w:line="240" w:lineRule="auto"/>
+        <w:rPr>
+          <w:rFonts w:ascii="Google Sans" w:eastAsia="Google Sans" w:hAnsi="Google Sans" w:cs="Google Sans"/>
+        </w:rPr>
+      </w:pPr>
+      <w:r>
+        <w:rPr>
+          <w:rFonts w:ascii="Google Sans" w:eastAsia="Google Sans" w:hAnsi="Google Sans" w:cs="Google Sans"/>
+        </w:rPr>
+        <w:t>• La distancia del viaje es el factor más determinante, seguida por la duración.</w:t>
+      </w:r>
+    </w:p>
+    <w:p>
+      <w:pPr>
+        <w:pBdr>
+          <w:top w:val="single" w:sz="8" w:space="2" w:color="000000"/>
+          <w:left w:val="single" w:sz="8" w:space="2" w:color="000000"/>
+          <w:bottom w:val="single" w:sz="8" w:space="2" w:color="000000"/>
+          <w:right w:val="single" w:sz="8" w:space="2" w:color="000000"/>
+        </w:pBdr>
+        <w:shd w:val="clear" w:color="auto" w:fill="FFFFFF"/>
+        <w:tabs>
+          <w:tab w:val="num" w:pos="720"/>
+        </w:tabs>
+        <w:spacing w:after="200" w:line="240" w:lineRule="auto"/>
+        <w:rPr>
+          <w:rFonts w:ascii="Google Sans" w:eastAsia="Google Sans" w:hAnsi="Google Sans" w:cs="Google Sans"/>
+        </w:rPr>
+      </w:pPr>
+      <w:r>
+        <w:rPr>
+          <w:rFonts w:ascii="Google Sans" w:eastAsia="Google Sans" w:hAnsi="Google Sans" w:cs="Google Sans"/>
+        </w:rPr>
+        <w:t>• Los residuos se distribuyen de forma simétrica alrededor de 0, confirmando ausencia de sesgo.</w:t>
+      </w:r>
+    </w:p>
+    <w:p>
+      <w:pPr>
+        <w:pBdr>
+          <w:top w:val="single" w:sz="8" w:space="2" w:color="000000"/>
+          <w:left w:val="single" w:sz="8" w:space="2" w:color="000000"/>
+          <w:bottom w:val="single" w:sz="8" w:space="2" w:color="000000"/>
+          <w:right w:val="single" w:sz="8" w:space="2" w:color="000000"/>
+        </w:pBdr>
+        <w:shd w:val="clear" w:color="auto" w:fill="FFFFFF"/>
+        <w:tabs>
+          <w:tab w:val="num" w:pos="720"/>
+        </w:tabs>
+        <w:spacing w:after="200" w:line="240" w:lineRule="auto"/>
+        <w:rPr>
+          <w:rFonts w:ascii="Google Sans" w:eastAsia="Google Sans" w:hAnsi="Google Sans" w:cs="Google Sans"/>
+        </w:rPr>
+      </w:pPr>
+      <w:r>
+        <w:rPr>
+          <w:rFonts w:ascii="Google Sans" w:eastAsia="Google Sans" w:hAnsi="Google Sans" w:cs="Google Sans"/>
+        </w:rPr>
+        <w:t>-</w:t>
+      </w:r>
+      <w:r>
+        <w:rPr>
+          <w:rFonts w:ascii="Google Sans" w:eastAsia="Google Sans" w:hAnsi="Google Sans" w:cs="Google Sans"/>
+        </w:rPr>
+        <w:t xml:space="preserve">Visualizaciones: </w:t>
+      </w:r>
+      <w:proofErr w:type="spellStart"/>
+      <w:r>
+        <w:rPr>
+          <w:rFonts w:ascii="Google Sans" w:eastAsia="Google Sans" w:hAnsi="Google Sans" w:cs="Google Sans"/>
+        </w:rPr>
+        <w:t>scatterplot</w:t>
+      </w:r>
+      <w:proofErr w:type="spellEnd"/>
+      <w:r>
+        <w:rPr>
+          <w:rFonts w:ascii="Google Sans" w:eastAsia="Google Sans" w:hAnsi="Google Sans" w:cs="Google Sans"/>
+        </w:rPr>
+        <w:t xml:space="preserve"> de predicciones vs valores reales y distribución de residuos</w:t>
+      </w:r>
+      <w:r>
+        <w:rPr>
+          <w:rFonts w:ascii="Google Sans" w:eastAsia="Google Sans" w:hAnsi="Google Sans" w:cs="Google Sans"/>
+        </w:rPr>
+        <w:t>.</w:t>
+      </w:r>
+    </w:p>
+    <w:p>
+      <w:pPr>
+        <w:spacing w:after="70" w:line="240" w:lineRule="auto"/>
+        <w:rPr>
+          <w:rFonts w:ascii="Google Sans" w:eastAsia="Google Sans" w:hAnsi="Google Sans" w:cs="Google Sans"/>
+          <w:b/>
+          <w:bCs/>
+        </w:rPr>
+      </w:pPr>
+    </w:p>
+    <w:p>
+      <w:pPr>
+        <w:spacing w:after="70" w:line="240" w:lineRule="auto"/>
+        <w:rPr>
+          <w:rFonts w:ascii="Google Sans" w:eastAsia="Google Sans" w:hAnsi="Google Sans" w:cs="Google Sans"/>
+          <w:b/>
+          <w:bCs/>
+        </w:rPr>
+      </w:pPr>
+    </w:p>
+    <w:p>
+      <w:pPr>
+        <w:spacing w:after="70" w:line="240" w:lineRule="auto"/>
+        <w:rPr>
+          <w:rFonts w:ascii="Google Sans" w:eastAsia="Google Sans" w:hAnsi="Google Sans" w:cs="Google Sans"/>
+          <w:b/>
+          <w:bCs/>
+        </w:rPr>
+      </w:pPr>
+    </w:p>
+    <w:p>
+      <w:pPr>
+        <w:spacing w:after="70" w:line="240" w:lineRule="auto"/>
+        <w:rPr>
+          <w:rFonts w:ascii="Google Sans" w:eastAsia="Google Sans" w:hAnsi="Google Sans" w:cs="Google Sans"/>
+          <w:b/>
+          <w:bCs/>
+        </w:rPr>
+      </w:pPr>
+    </w:p>
+    <w:p>
+      <w:pPr>
+        <w:spacing w:after="70" w:line="240" w:lineRule="auto"/>
+        <w:rPr>
+          <w:rFonts w:ascii="Google Sans" w:eastAsia="Google Sans" w:hAnsi="Google Sans" w:cs="Google Sans"/>
+          <w:b/>
+          <w:bCs/>
+        </w:rPr>
+      </w:pPr>
+    </w:p>
+    <w:p>
+      <w:pPr>
+        <w:spacing w:after="70" w:line="240" w:lineRule="auto"/>
+        <w:rPr>
+          <w:rFonts w:ascii="Google Sans" w:eastAsia="Google Sans" w:hAnsi="Google Sans" w:cs="Google Sans"/>
+          <w:b/>
+          <w:bCs/>
+        </w:rPr>
+      </w:pPr>
+    </w:p>
+    <w:p>
+      <w:pPr>
+        <w:numPr>
+          <w:ilvl w:val="0"/>
+          <w:numId w:val="2"/>
+        </w:numPr>
+        <w:spacing w:after="200" w:line="240" w:lineRule="auto"/>
+        <w:ind w:left="426"/>
+        <w:rPr>
+          <w:rFonts w:ascii="Google Sans" w:eastAsia="Google Sans" w:hAnsi="Google Sans" w:cs="Google Sans"/>
+        </w:rPr>
+      </w:pPr>
+      <w:r>
+        <w:rPr>
+          <w:rFonts w:ascii="Google Sans" w:eastAsia="Google Sans" w:hAnsi="Google Sans" w:cs="Google Sans"/>
+        </w:rPr>
+        <w:lastRenderedPageBreak/>
+        <w:t>Tabla de métricas del modelo MLR</w:t>
+      </w:r>
+    </w:p>
+    <w:tbl>
+      <w:tblPr>
+        <w:tblStyle w:val="Tablaconcuadrcula4-nfasis5"/>
+        <w:tblW w:w="0" w:type="auto"/>
+        <w:tblLook w:val="04A0" w:firstRow="1" w:lastRow="0" w:firstColumn="1" w:lastColumn="0" w:noHBand="0" w:noVBand="1"/>
+      </w:tblPr>
+      <w:tblGrid>
+        <w:gridCol w:w="1696"/>
+        <w:gridCol w:w="1701"/>
+        <w:gridCol w:w="7393"/>
+      </w:tblGrid>
+      <w:tr>
+        <w:trPr>
+          <w:cnfStyle w:val="100000000000" w:firstRow="1" w:lastRow="0" w:firstColumn="0" w:lastColumn="0" w:oddVBand="0" w:evenVBand="0" w:oddHBand="0" w:evenHBand="0" w:firstRowFirstColumn="0" w:firstRowLastColumn="0" w:lastRowFirstColumn="0" w:lastRowLastColumn="0"/>
+        </w:trPr>
+        <w:tc>
+          <w:tcPr>
+            <w:cnfStyle w:val="001000000000" w:firstRow="0" w:lastRow="0" w:firstColumn="1" w:lastColumn="0" w:oddVBand="0" w:evenVBand="0" w:oddHBand="0" w:evenHBand="0" w:firstRowFirstColumn="0" w:firstRowLastColumn="0" w:lastRowFirstColumn="0" w:lastRowLastColumn="0"/>
+            <w:tcW w:w="1696" w:type="dxa"/>
+          </w:tcPr>
+          <w:p>
+            <w:pPr>
+              <w:spacing w:after="70"/>
+              <w:rPr>
+                <w:rFonts w:ascii="Google Sans" w:eastAsia="Google Sans" w:hAnsi="Google Sans" w:cs="Google Sans"/>
+              </w:rPr>
+            </w:pPr>
+            <w:r>
+              <w:rPr>
+                <w:rFonts w:ascii="Google Sans" w:eastAsia="Google Sans" w:hAnsi="Google Sans" w:cs="Google Sans"/>
+                <w:color w:val="auto"/>
+              </w:rPr>
+              <w:t>Métrica</w:t>
+            </w:r>
+          </w:p>
+        </w:tc>
+        <w:tc>
+          <w:tcPr>
+            <w:tcW w:w="1701" w:type="dxa"/>
+          </w:tcPr>
+          <w:p>
+            <w:pPr>
+              <w:spacing w:after="70"/>
+              <w:cnfStyle w:val="100000000000" w:firstRow="1" w:lastRow="0" w:firstColumn="0" w:lastColumn="0" w:oddVBand="0" w:evenVBand="0" w:oddHBand="0" w:evenHBand="0" w:firstRowFirstColumn="0" w:firstRowLastColumn="0" w:lastRowFirstColumn="0" w:lastRowLastColumn="0"/>
+              <w:rPr>
+                <w:rFonts w:ascii="Google Sans" w:eastAsia="Google Sans" w:hAnsi="Google Sans" w:cs="Google Sans"/>
+                <w:color w:val="auto"/>
+              </w:rPr>
+            </w:pPr>
+            <w:r>
+              <w:rPr>
+                <w:rFonts w:ascii="Google Sans" w:eastAsia="Google Sans" w:hAnsi="Google Sans" w:cs="Google Sans"/>
+                <w:color w:val="auto"/>
+              </w:rPr>
+              <w:t>Valor</w:t>
+            </w:r>
+          </w:p>
+        </w:tc>
+        <w:tc>
+          <w:tcPr>
+            <w:tcW w:w="7393" w:type="dxa"/>
+          </w:tcPr>
+          <w:p>
+            <w:pPr>
+              <w:spacing w:after="70"/>
+              <w:cnfStyle w:val="100000000000" w:firstRow="1" w:lastRow="0" w:firstColumn="0" w:lastColumn="0" w:oddVBand="0" w:evenVBand="0" w:oddHBand="0" w:evenHBand="0" w:firstRowFirstColumn="0" w:firstRowLastColumn="0" w:lastRowFirstColumn="0" w:lastRowLastColumn="0"/>
+              <w:rPr>
+                <w:rFonts w:ascii="Google Sans" w:eastAsia="Google Sans" w:hAnsi="Google Sans" w:cs="Google Sans"/>
+                <w:color w:val="auto"/>
+              </w:rPr>
+            </w:pPr>
+            <w:r>
+              <w:rPr>
+                <w:rFonts w:ascii="Google Sans" w:eastAsia="Google Sans" w:hAnsi="Google Sans" w:cs="Google Sans"/>
+                <w:color w:val="auto"/>
+              </w:rPr>
+              <w:t>Interpretación breve</w:t>
+            </w:r>
+          </w:p>
+        </w:tc>
+      </w:tr>
+      <w:tr>
+        <w:trPr>
+          <w:cnfStyle w:val="000000100000" w:firstRow="0" w:lastRow="0" w:firstColumn="0" w:lastColumn="0" w:oddVBand="0" w:evenVBand="0" w:oddHBand="1" w:evenHBand="0" w:firstRowFirstColumn="0" w:firstRowLastColumn="0" w:lastRowFirstColumn="0" w:lastRowLastColumn="0"/>
+        </w:trPr>
+        <w:tc>
+          <w:tcPr>
+            <w:cnfStyle w:val="001000000000" w:firstRow="0" w:lastRow="0" w:firstColumn="1" w:lastColumn="0" w:oddVBand="0" w:evenVBand="0" w:oddHBand="0" w:evenHBand="0" w:firstRowFirstColumn="0" w:firstRowLastColumn="0" w:lastRowFirstColumn="0" w:lastRowLastColumn="0"/>
+            <w:tcW w:w="1696" w:type="dxa"/>
+          </w:tcPr>
+          <w:p>
+            <w:pPr>
+              <w:spacing w:after="70"/>
+              <w:rPr>
+                <w:rFonts w:ascii="Google Sans" w:eastAsia="Google Sans" w:hAnsi="Google Sans" w:cs="Google Sans"/>
+                <w:b w:val="0"/>
+                <w:bCs w:val="0"/>
+              </w:rPr>
+            </w:pPr>
+            <w:r>
+              <w:rPr>
+                <w:rFonts w:ascii="Google Sans" w:eastAsia="Google Sans" w:hAnsi="Google Sans" w:cs="Google Sans"/>
+                <w:b w:val="0"/>
+                <w:bCs w:val="0"/>
+              </w:rPr>
+              <w:t>MAE</w:t>
+            </w:r>
+          </w:p>
+        </w:tc>
+        <w:tc>
+          <w:tcPr>
+            <w:tcW w:w="1701" w:type="dxa"/>
+          </w:tcPr>
+          <w:p>
+            <w:pPr>
+              <w:spacing w:after="70"/>
+              <w:cnfStyle w:val="000000100000" w:firstRow="0" w:lastRow="0" w:firstColumn="0" w:lastColumn="0" w:oddVBand="0" w:evenVBand="0" w:oddHBand="1" w:evenHBand="0" w:firstRowFirstColumn="0" w:firstRowLastColumn="0" w:lastRowFirstColumn="0" w:lastRowLastColumn="0"/>
+              <w:rPr>
+                <w:rFonts w:ascii="Google Sans" w:eastAsia="Google Sans" w:hAnsi="Google Sans" w:cs="Google Sans"/>
+              </w:rPr>
+            </w:pPr>
+            <w:r>
+              <w:rPr>
+                <w:rFonts w:ascii="Google Sans" w:eastAsia="Google Sans" w:hAnsi="Google Sans" w:cs="Google Sans"/>
+              </w:rPr>
+              <w:t>1.74</w:t>
+            </w:r>
+          </w:p>
+        </w:tc>
+        <w:tc>
+          <w:tcPr>
+            <w:tcW w:w="7393" w:type="dxa"/>
+          </w:tcPr>
+          <w:p>
+            <w:pPr>
+              <w:spacing w:after="70"/>
+              <w:cnfStyle w:val="000000100000" w:firstRow="0" w:lastRow="0" w:firstColumn="0" w:lastColumn="0" w:oddVBand="0" w:evenVBand="0" w:oddHBand="1" w:evenHBand="0" w:firstRowFirstColumn="0" w:firstRowLastColumn="0" w:lastRowFirstColumn="0" w:lastRowLastColumn="0"/>
+              <w:rPr>
+                <w:rFonts w:ascii="Google Sans" w:eastAsia="Google Sans" w:hAnsi="Google Sans" w:cs="Google Sans"/>
+              </w:rPr>
+            </w:pPr>
+            <w:r>
+              <w:rPr>
+                <w:rFonts w:ascii="Google Sans" w:eastAsia="Google Sans" w:hAnsi="Google Sans" w:cs="Google Sans"/>
+              </w:rPr>
+              <w:t>Error medio absoluto en USD por predicción</w:t>
+            </w:r>
+          </w:p>
+        </w:tc>
+      </w:tr>
+      <w:tr>
+        <w:tc>
+          <w:tcPr>
+            <w:cnfStyle w:val="001000000000" w:firstRow="0" w:lastRow="0" w:firstColumn="1" w:lastColumn="0" w:oddVBand="0" w:evenVBand="0" w:oddHBand="0" w:evenHBand="0" w:firstRowFirstColumn="0" w:firstRowLastColumn="0" w:lastRowFirstColumn="0" w:lastRowLastColumn="0"/>
+            <w:tcW w:w="1696" w:type="dxa"/>
+          </w:tcPr>
+          <w:p>
+            <w:pPr>
+              <w:spacing w:after="70"/>
+              <w:rPr>
+                <w:rFonts w:ascii="Google Sans" w:eastAsia="Google Sans" w:hAnsi="Google Sans" w:cs="Google Sans"/>
+                <w:b w:val="0"/>
+                <w:bCs w:val="0"/>
+              </w:rPr>
+            </w:pPr>
+            <w:r>
+              <w:rPr>
+                <w:rFonts w:ascii="Google Sans" w:eastAsia="Google Sans" w:hAnsi="Google Sans" w:cs="Google Sans"/>
+                <w:b w:val="0"/>
+                <w:bCs w:val="0"/>
+              </w:rPr>
+              <w:t>RMSE</w:t>
+            </w:r>
+          </w:p>
+        </w:tc>
+        <w:tc>
+          <w:tcPr>
+            <w:tcW w:w="1701" w:type="dxa"/>
+          </w:tcPr>
+          <w:p>
+            <w:pPr>
+              <w:spacing w:after="70"/>
+              <w:cnfStyle w:val="000000000000" w:firstRow="0" w:lastRow="0" w:firstColumn="0" w:lastColumn="0" w:oddVBand="0" w:evenVBand="0" w:oddHBand="0" w:evenHBand="0" w:firstRowFirstColumn="0" w:firstRowLastColumn="0" w:lastRowFirstColumn="0" w:lastRowLastColumn="0"/>
+              <w:rPr>
+                <w:rFonts w:ascii="Google Sans" w:eastAsia="Google Sans" w:hAnsi="Google Sans" w:cs="Google Sans"/>
+              </w:rPr>
+            </w:pPr>
+            <w:r>
+              <w:rPr>
+                <w:rFonts w:ascii="Google Sans" w:eastAsia="Google Sans" w:hAnsi="Google Sans" w:cs="Google Sans"/>
+              </w:rPr>
+              <w:t>3.25</w:t>
+            </w:r>
+          </w:p>
+        </w:tc>
+        <w:tc>
+          <w:tcPr>
+            <w:tcW w:w="7393" w:type="dxa"/>
+          </w:tcPr>
+          <w:p>
+            <w:pPr>
+              <w:spacing w:after="70"/>
+              <w:cnfStyle w:val="000000000000" w:firstRow="0" w:lastRow="0" w:firstColumn="0" w:lastColumn="0" w:oddVBand="0" w:evenVBand="0" w:oddHBand="0" w:evenHBand="0" w:firstRowFirstColumn="0" w:firstRowLastColumn="0" w:lastRowFirstColumn="0" w:lastRowLastColumn="0"/>
+              <w:rPr>
+                <w:rFonts w:ascii="Google Sans" w:eastAsia="Google Sans" w:hAnsi="Google Sans" w:cs="Google Sans"/>
+              </w:rPr>
+            </w:pPr>
+            <w:r>
+              <w:rPr>
+                <w:rFonts w:ascii="Google Sans" w:eastAsia="Google Sans" w:hAnsi="Google Sans" w:cs="Google Sans"/>
+              </w:rPr>
+              <w:t>Error típico de predicción en USD</w:t>
+            </w:r>
+          </w:p>
+        </w:tc>
+      </w:tr>
+      <w:tr>
+        <w:trPr>
+          <w:cnfStyle w:val="000000100000" w:firstRow="0" w:lastRow="0" w:firstColumn="0" w:lastColumn="0" w:oddVBand="0" w:evenVBand="0" w:oddHBand="1" w:evenHBand="0" w:firstRowFirstColumn="0" w:firstRowLastColumn="0" w:lastRowFirstColumn="0" w:lastRowLastColumn="0"/>
+        </w:trPr>
+        <w:tc>
+          <w:tcPr>
+            <w:cnfStyle w:val="001000000000" w:firstRow="0" w:lastRow="0" w:firstColumn="1" w:lastColumn="0" w:oddVBand="0" w:evenVBand="0" w:oddHBand="0" w:evenHBand="0" w:firstRowFirstColumn="0" w:firstRowLastColumn="0" w:lastRowFirstColumn="0" w:lastRowLastColumn="0"/>
+            <w:tcW w:w="1696" w:type="dxa"/>
+          </w:tcPr>
+          <w:p>
+            <w:pPr>
+              <w:spacing w:after="70"/>
+              <w:rPr>
+                <w:rFonts w:ascii="Google Sans" w:eastAsia="Google Sans" w:hAnsi="Google Sans" w:cs="Google Sans"/>
+                <w:b w:val="0"/>
+                <w:bCs w:val="0"/>
+              </w:rPr>
+            </w:pPr>
+            <w:r>
+              <w:rPr>
+                <w:rFonts w:ascii="Google Sans" w:eastAsia="Google Sans" w:hAnsi="Google Sans" w:cs="Google Sans"/>
+                <w:b w:val="0"/>
+                <w:bCs w:val="0"/>
+              </w:rPr>
+              <w:t>R²</w:t>
+            </w:r>
+          </w:p>
+        </w:tc>
+        <w:tc>
+          <w:tcPr>
+            <w:tcW w:w="1701" w:type="dxa"/>
+          </w:tcPr>
+          <w:p>
+            <w:pPr>
+              <w:spacing w:after="70"/>
+              <w:cnfStyle w:val="000000100000" w:firstRow="0" w:lastRow="0" w:firstColumn="0" w:lastColumn="0" w:oddVBand="0" w:evenVBand="0" w:oddHBand="1" w:evenHBand="0" w:firstRowFirstColumn="0" w:firstRowLastColumn="0" w:lastRowFirstColumn="0" w:lastRowLastColumn="0"/>
+              <w:rPr>
+                <w:rFonts w:ascii="Google Sans" w:eastAsia="Google Sans" w:hAnsi="Google Sans" w:cs="Google Sans"/>
+              </w:rPr>
+            </w:pPr>
+            <w:r>
+              <w:rPr>
+                <w:rFonts w:ascii="Google Sans" w:eastAsia="Google Sans" w:hAnsi="Google Sans" w:cs="Google Sans"/>
+              </w:rPr>
+              <w:t>0.903</w:t>
+            </w:r>
+          </w:p>
+        </w:tc>
+        <w:tc>
+          <w:tcPr>
+            <w:tcW w:w="7393" w:type="dxa"/>
+          </w:tcPr>
+          <w:p>
+            <w:pPr>
+              <w:spacing w:after="70"/>
+              <w:cnfStyle w:val="000000100000" w:firstRow="0" w:lastRow="0" w:firstColumn="0" w:lastColumn="0" w:oddVBand="0" w:evenVBand="0" w:oddHBand="1" w:evenHBand="0" w:firstRowFirstColumn="0" w:firstRowLastColumn="0" w:lastRowFirstColumn="0" w:lastRowLastColumn="0"/>
+              <w:rPr>
+                <w:rFonts w:ascii="Google Sans" w:eastAsia="Google Sans" w:hAnsi="Google Sans" w:cs="Google Sans"/>
+              </w:rPr>
+            </w:pPr>
+            <w:r>
+              <w:rPr>
+                <w:rFonts w:ascii="Google Sans" w:eastAsia="Google Sans" w:hAnsi="Google Sans" w:cs="Google Sans"/>
+              </w:rPr>
+              <w:t>El modelo explica el 90.3% de la variabilidad de las tarifas</w:t>
+            </w:r>
+          </w:p>
+        </w:tc>
+      </w:tr>
+    </w:tbl>
+    <w:p>
+      <w:pPr>
+        <w:spacing w:after="70" w:line="240" w:lineRule="auto"/>
+        <w:rPr>
+          <w:rFonts w:ascii="Google Sans" w:eastAsia="Google Sans" w:hAnsi="Google Sans" w:cs="Google Sans"/>
+        </w:rPr>
+      </w:pPr>
+    </w:p>
+    <w:p>
+      <w:pPr>
+        <w:spacing w:after="70" w:line="240" w:lineRule="auto"/>
+        <w:rPr>
+          <w:rFonts w:ascii="Google Sans" w:eastAsia="Google Sans" w:hAnsi="Google Sans" w:cs="Google Sans"/>
+        </w:rPr>
+      </w:pPr>
+      <w:r>
+        <w:rPr>
+          <w:rFonts w:ascii="Google Sans" w:eastAsia="Google Sans" w:hAnsi="Google Sans" w:cs="Google Sans"/>
+        </w:rPr>
+        <w:t>El modelo de regresión lineal múltiple muestra un rendimiento sólido, con errores bajos y una capacidad explicativa superior al 90 %. La distancia y la duración del viaje son las variables más influyentes, mientras que los residuos se distribuyen de forma simétrica, confirmando la ausencia de sesgo sistemático.</w:t>
       </w:r>
     </w:p>
     <w:p>
@@ -1940,6 +2729,36 @@
     <w:p>
       <w:pPr>
         <w:spacing w:line="240" w:lineRule="auto"/>
+        <w:rPr>
+          <w:rFonts w:ascii="Google Sans" w:eastAsia="Google Sans" w:hAnsi="Google Sans" w:cs="Google Sans"/>
+        </w:rPr>
+      </w:pPr>
+      <w:r>
+        <w:rPr>
+          <w:rFonts w:ascii="Google Sans" w:eastAsia="Google Sans" w:hAnsi="Google Sans" w:cs="Google Sans"/>
+          <w:b/>
+          <w:bCs/>
+        </w:rPr>
+        <w:t>Nota</w:t>
+      </w:r>
+      <w:r>
+        <w:rPr>
+          <w:rFonts w:ascii="Google Sans" w:eastAsia="Google Sans" w:hAnsi="Google Sans" w:cs="Google Sans"/>
+          <w:b/>
+          <w:bCs/>
+        </w:rPr>
+        <w:t xml:space="preserve">: </w:t>
+      </w:r>
+      <w:r>
+        <w:rPr>
+          <w:rFonts w:ascii="Google Sans" w:eastAsia="Google Sans" w:hAnsi="Google Sans" w:cs="Google Sans"/>
+        </w:rPr>
+        <w:t>no se aplica plenamente en este flujo de trabajo. Sin embargo, se pueden dejar preparadas algunas bases para la fase de construcción futura.</w:t>
+      </w:r>
+    </w:p>
+    <w:p>
+      <w:pPr>
+        <w:spacing w:line="240" w:lineRule="auto"/>
         <w:ind w:left="360"/>
         <w:rPr>
           <w:rFonts w:ascii="Google Sans" w:eastAsia="Google Sans" w:hAnsi="Google Sans" w:cs="Google Sans"/>
@@ -1947,50 +2766,6 @@
           <w:szCs w:val="24"/>
         </w:rPr>
       </w:pPr>
-      <w:r>
-        <w:rPr>
-          <w:rFonts w:ascii="Google Sans" w:eastAsia="Google Sans" w:hAnsi="Google Sans" w:cs="Google Sans"/>
-          <w:b/>
-          <w:bCs/>
-          <w:sz w:val="24"/>
-          <w:szCs w:val="24"/>
-        </w:rPr>
-        <w:t>Nota</w:t>
-      </w:r>
-      <w:r>
-        <w:rPr>
-          <w:rFonts w:ascii="Google Sans" w:eastAsia="Google Sans" w:hAnsi="Google Sans" w:cs="Google Sans"/>
-          <w:b/>
-          <w:bCs/>
-          <w:sz w:val="24"/>
-          <w:szCs w:val="24"/>
-        </w:rPr>
-        <w:t xml:space="preserve">: </w:t>
-      </w:r>
-      <w:r>
-        <w:rPr>
-          <w:rFonts w:ascii="Google Sans" w:eastAsia="Google Sans" w:hAnsi="Google Sans" w:cs="Google Sans"/>
-          <w:sz w:val="24"/>
-          <w:szCs w:val="24"/>
-        </w:rPr>
-        <w:t>no se aplica plenamente en este flujo de trabajo</w:t>
-      </w:r>
-      <w:r>
-        <w:rPr>
-          <w:rFonts w:ascii="Google Sans" w:eastAsia="Google Sans" w:hAnsi="Google Sans" w:cs="Google Sans"/>
-          <w:sz w:val="24"/>
-          <w:szCs w:val="24"/>
-        </w:rPr>
-        <w:t>. Sin embargo,</w:t>
-      </w:r>
-      <w:r>
-        <w:rPr>
-          <w:rFonts w:ascii="Google Sans" w:eastAsia="Google Sans" w:hAnsi="Google Sans" w:cs="Google Sans"/>
-          <w:sz w:val="24"/>
-          <w:szCs w:val="24"/>
-        </w:rPr>
-        <w:t xml:space="preserve"> se pueden dejar preparadas algunas bases para la fase de construcción futura.</w:t>
-      </w:r>
     </w:p>
     <w:p>
       <w:pPr>
@@ -2130,42 +2905,53 @@
     </w:p>
     <w:p>
       <w:pPr>
-        <w:widowControl w:val="0"/>
-        <w:pBdr>
-          <w:top w:val="single" w:sz="8" w:space="2" w:color="000000"/>
-          <w:left w:val="single" w:sz="8" w:space="2" w:color="000000"/>
-          <w:bottom w:val="single" w:sz="8" w:space="2" w:color="000000"/>
-          <w:right w:val="single" w:sz="8" w:space="2" w:color="000000"/>
-        </w:pBdr>
-        <w:shd w:val="clear" w:color="auto" w:fill="FFFFFF"/>
-        <w:spacing w:after="200" w:line="240" w:lineRule="auto"/>
-        <w:rPr>
-          <w:rFonts w:ascii="Google Sans" w:eastAsia="Google Sans" w:hAnsi="Google Sans" w:cs="Google Sans"/>
-        </w:rPr>
-      </w:pPr>
-      <w:r>
-        <w:rPr>
-          <w:rFonts w:ascii="Google Sans" w:eastAsia="Google Sans" w:hAnsi="Google Sans" w:cs="Google Sans"/>
-        </w:rPr>
-        <w:t>-</w:t>
-      </w:r>
-      <w:r>
-        <w:rPr>
-          <w:rFonts w:ascii="Google Sans" w:eastAsia="Google Sans" w:hAnsi="Google Sans" w:cs="Google Sans"/>
-        </w:rPr>
-        <w:t>Integración del análisis estadístico</w:t>
-      </w:r>
-      <w:r>
-        <w:rPr>
-          <w:rFonts w:ascii="Google Sans" w:eastAsia="Google Sans" w:hAnsi="Google Sans" w:cs="Google Sans"/>
-        </w:rPr>
-        <w:t>:</w:t>
-      </w:r>
-      <w:r>
-        <w:rPr>
-          <w:rFonts w:ascii="Google Sans" w:eastAsia="Google Sans" w:hAnsi="Google Sans" w:cs="Google Sans"/>
-        </w:rPr>
-        <w:t xml:space="preserve"> Los resultados de la prueba</w:t>
+        <w:spacing w:after="200" w:line="240" w:lineRule="auto"/>
+        <w:rPr>
+          <w:rFonts w:ascii="Google Sans" w:eastAsia="Google Sans" w:hAnsi="Google Sans" w:cs="Google Sans"/>
+        </w:rPr>
+      </w:pPr>
+    </w:p>
+    <w:p>
+      <w:pPr>
+        <w:numPr>
+          <w:ilvl w:val="0"/>
+          <w:numId w:val="2"/>
+        </w:numPr>
+        <w:spacing w:after="200" w:line="240" w:lineRule="auto"/>
+        <w:ind w:left="426"/>
+        <w:rPr>
+          <w:rFonts w:ascii="Google Sans" w:eastAsia="Google Sans" w:hAnsi="Google Sans" w:cs="Google Sans"/>
+        </w:rPr>
+      </w:pPr>
+      <w:r>
+        <w:rPr>
+          <w:rFonts w:ascii="Google Sans" w:eastAsia="Google Sans" w:hAnsi="Google Sans" w:cs="Google Sans"/>
+        </w:rPr>
+        <w:t>Integración del análisis estadístico:</w:t>
+      </w:r>
+    </w:p>
+    <w:p>
+      <w:pPr>
+        <w:pBdr>
+          <w:top w:val="single" w:sz="8" w:space="2" w:color="000000"/>
+          <w:left w:val="single" w:sz="8" w:space="2" w:color="000000"/>
+          <w:bottom w:val="single" w:sz="8" w:space="2" w:color="000000"/>
+          <w:right w:val="single" w:sz="8" w:space="2" w:color="000000"/>
+        </w:pBdr>
+        <w:shd w:val="clear" w:color="auto" w:fill="FFFFFF"/>
+        <w:tabs>
+          <w:tab w:val="num" w:pos="720"/>
+        </w:tabs>
+        <w:spacing w:after="200" w:line="240" w:lineRule="auto"/>
+        <w:rPr>
+          <w:rFonts w:ascii="Google Sans" w:eastAsia="Google Sans" w:hAnsi="Google Sans" w:cs="Google Sans"/>
+        </w:rPr>
+      </w:pPr>
+      <w:r>
+        <w:rPr>
+          <w:rFonts w:ascii="Google Sans" w:eastAsia="Google Sans" w:hAnsi="Google Sans" w:cs="Google Sans"/>
+        </w:rPr>
+        <w:t>Los resultados de la prueba</w:t>
       </w:r>
       <w:r>
         <w:rPr>
@@ -2301,7 +3087,132 @@
         <w:rPr>
           <w:rFonts w:ascii="Google Sans" w:eastAsia="Google Sans" w:hAnsi="Google Sans" w:cs="Google Sans"/>
         </w:rPr>
-        <w:t>micas y de comportamiento del cliente.</w:t>
+        <w:t>micas y de comportamiento del cliente</w:t>
+      </w:r>
+      <w:r>
+        <w:rPr>
+          <w:rFonts w:ascii="Google Sans" w:eastAsia="Google Sans" w:hAnsi="Google Sans" w:cs="Google Sans"/>
+        </w:rPr>
+        <w:t>.</w:t>
+      </w:r>
+    </w:p>
+    <w:p>
+      <w:pPr>
+        <w:spacing w:after="200" w:line="240" w:lineRule="auto"/>
+        <w:rPr>
+          <w:rFonts w:ascii="Google Sans" w:eastAsia="Google Sans" w:hAnsi="Google Sans" w:cs="Google Sans"/>
+        </w:rPr>
+      </w:pPr>
+    </w:p>
+    <w:p>
+      <w:pPr>
+        <w:numPr>
+          <w:ilvl w:val="0"/>
+          <w:numId w:val="2"/>
+        </w:numPr>
+        <w:spacing w:after="200" w:line="240" w:lineRule="auto"/>
+        <w:ind w:left="426"/>
+        <w:rPr>
+          <w:rFonts w:ascii="Google Sans" w:eastAsia="Google Sans" w:hAnsi="Google Sans" w:cs="Google Sans"/>
+        </w:rPr>
+      </w:pPr>
+      <w:r>
+        <w:rPr>
+          <w:rFonts w:ascii="Google Sans" w:eastAsia="Google Sans" w:hAnsi="Google Sans" w:cs="Google Sans"/>
+        </w:rPr>
+        <w:t>Integración del modelo de regresión:</w:t>
+      </w:r>
+    </w:p>
+    <w:p>
+      <w:pPr>
+        <w:pBdr>
+          <w:top w:val="single" w:sz="8" w:space="2" w:color="000000"/>
+          <w:left w:val="single" w:sz="8" w:space="2" w:color="000000"/>
+          <w:bottom w:val="single" w:sz="8" w:space="2" w:color="000000"/>
+          <w:right w:val="single" w:sz="8" w:space="2" w:color="000000"/>
+        </w:pBdr>
+        <w:shd w:val="clear" w:color="auto" w:fill="FFFFFF"/>
+        <w:tabs>
+          <w:tab w:val="num" w:pos="720"/>
+        </w:tabs>
+        <w:spacing w:after="200" w:line="240" w:lineRule="auto"/>
+        <w:rPr>
+          <w:rFonts w:ascii="Google Sans" w:eastAsia="Google Sans" w:hAnsi="Google Sans" w:cs="Google Sans"/>
+        </w:rPr>
+      </w:pPr>
+      <w:r>
+        <w:rPr>
+          <w:rFonts w:ascii="Google Sans" w:eastAsia="Google Sans" w:hAnsi="Google Sans" w:cs="Google Sans"/>
+        </w:rPr>
+        <w:t xml:space="preserve">Los resultados del MLR se documentarán junto con las variables derivadas para su visualización en </w:t>
+      </w:r>
+      <w:proofErr w:type="spellStart"/>
+      <w:r>
+        <w:rPr>
+          <w:rFonts w:ascii="Google Sans" w:eastAsia="Google Sans" w:hAnsi="Google Sans" w:cs="Google Sans"/>
+        </w:rPr>
+        <w:t>Tableau</w:t>
+      </w:r>
+      <w:proofErr w:type="spellEnd"/>
+      <w:r>
+        <w:rPr>
+          <w:rFonts w:ascii="Google Sans" w:eastAsia="Google Sans" w:hAnsi="Google Sans" w:cs="Google Sans"/>
+        </w:rPr>
+        <w:t>.</w:t>
+      </w:r>
+    </w:p>
+    <w:p>
+      <w:pPr>
+        <w:pBdr>
+          <w:top w:val="single" w:sz="8" w:space="2" w:color="000000"/>
+          <w:left w:val="single" w:sz="8" w:space="2" w:color="000000"/>
+          <w:bottom w:val="single" w:sz="8" w:space="2" w:color="000000"/>
+          <w:right w:val="single" w:sz="8" w:space="2" w:color="000000"/>
+        </w:pBdr>
+        <w:shd w:val="clear" w:color="auto" w:fill="FFFFFF"/>
+        <w:tabs>
+          <w:tab w:val="num" w:pos="720"/>
+        </w:tabs>
+        <w:spacing w:after="200" w:line="240" w:lineRule="auto"/>
+        <w:rPr>
+          <w:rFonts w:ascii="Google Sans" w:eastAsia="Google Sans" w:hAnsi="Google Sans" w:cs="Google Sans"/>
+        </w:rPr>
+      </w:pPr>
+      <w:r>
+        <w:rPr>
+          <w:rFonts w:ascii="Google Sans" w:eastAsia="Google Sans" w:hAnsi="Google Sans" w:cs="Google Sans"/>
+        </w:rPr>
+        <w:t>Se incluirán métricas (MAE, RMSE, R²) y gráficos de validación (predicciones vs reales, distribución de residuos) como evidencia del rendimiento del modelo.</w:t>
+      </w:r>
+    </w:p>
+    <w:p>
+      <w:pPr>
+        <w:pBdr>
+          <w:top w:val="single" w:sz="8" w:space="2" w:color="000000"/>
+          <w:left w:val="single" w:sz="8" w:space="2" w:color="000000"/>
+          <w:bottom w:val="single" w:sz="8" w:space="2" w:color="000000"/>
+          <w:right w:val="single" w:sz="8" w:space="2" w:color="000000"/>
+        </w:pBdr>
+        <w:shd w:val="clear" w:color="auto" w:fill="FFFFFF"/>
+        <w:tabs>
+          <w:tab w:val="num" w:pos="720"/>
+        </w:tabs>
+        <w:spacing w:after="200" w:line="240" w:lineRule="auto"/>
+        <w:rPr>
+          <w:rFonts w:ascii="Google Sans" w:eastAsia="Google Sans" w:hAnsi="Google Sans" w:cs="Google Sans"/>
+        </w:rPr>
+      </w:pPr>
+      <w:r>
+        <w:rPr>
+          <w:rFonts w:ascii="Google Sans" w:eastAsia="Google Sans" w:hAnsi="Google Sans" w:cs="Google Sans"/>
+        </w:rPr>
+        <w:t>Este análisis servirá como base para recomendaciones estratégicas sobre transparencia y planificación operativa</w:t>
+      </w:r>
+      <w:r>
+        <w:rPr>
+          <w:rFonts w:ascii="Google Sans" w:eastAsia="Google Sans" w:hAnsi="Google Sans" w:cs="Google Sans"/>
+        </w:rPr>
+        <w:t>.</w:t>
       </w:r>
     </w:p>
     <w:p>
@@ -2334,7 +3245,6 @@
           <w:sz w:val="24"/>
           <w:szCs w:val="24"/>
         </w:rPr>
-        <w:lastRenderedPageBreak/>
         <w:drawing>
           <wp:inline distT="114300" distB="114300" distL="114300" distR="114300" wp14:anchorId="5243BAB6" wp14:editId="0B5EAF90">
             <wp:extent cx="597232" cy="597232"/>
@@ -2661,6 +3571,40 @@
     </w:p>
     <w:p>
       <w:pPr>
+        <w:spacing w:after="200" w:line="240" w:lineRule="auto"/>
+        <w:rPr>
+          <w:rFonts w:ascii="Google Sans" w:eastAsia="Google Sans" w:hAnsi="Google Sans" w:cs="Google Sans"/>
+        </w:rPr>
+      </w:pPr>
+    </w:p>
+    <w:p>
+      <w:pPr>
+        <w:numPr>
+          <w:ilvl w:val="0"/>
+          <w:numId w:val="2"/>
+        </w:numPr>
+        <w:spacing w:after="200" w:line="240" w:lineRule="auto"/>
+        <w:ind w:left="426"/>
+        <w:rPr>
+          <w:rFonts w:ascii="Google Sans" w:eastAsia="Google Sans" w:hAnsi="Google Sans" w:cs="Google Sans"/>
+        </w:rPr>
+      </w:pPr>
+      <w:r>
+        <w:rPr>
+          <w:rFonts w:ascii="Google Sans" w:eastAsia="Google Sans" w:hAnsi="Google Sans" w:cs="Google Sans"/>
+          <w:lang w:val="es-ES"/>
+        </w:rPr>
+        <w:t>Recomendaciones derivadas del análisis estadístico</w:t>
+      </w:r>
+      <w:r>
+        <w:rPr>
+          <w:rFonts w:ascii="Google Sans" w:eastAsia="Google Sans" w:hAnsi="Google Sans" w:cs="Google Sans"/>
+        </w:rPr>
+        <w:t>:</w:t>
+      </w:r>
+    </w:p>
+    <w:p>
+      <w:pPr>
         <w:widowControl w:val="0"/>
         <w:pBdr>
           <w:top w:val="single" w:sz="8" w:space="2" w:color="000000"/>
@@ -2681,23 +3625,22 @@
       <w:r>
         <w:rPr>
           <w:rFonts w:ascii="Google Sans" w:eastAsia="Google Sans" w:hAnsi="Google Sans" w:cs="Google Sans"/>
+        </w:rPr>
+        <w:t>-</w:t>
+      </w:r>
+      <w:r>
+        <w:rPr>
+          <w:rFonts w:ascii="Google Sans" w:eastAsia="Google Sans" w:hAnsi="Google Sans" w:cs="Google Sans"/>
           <w:lang w:val="es-ES"/>
         </w:rPr>
-        <w:t>-</w:t>
+        <w:t xml:space="preserve"> </w:t>
       </w:r>
       <w:r>
         <w:rPr>
           <w:rFonts w:ascii="Google Sans" w:eastAsia="Google Sans" w:hAnsi="Google Sans" w:cs="Google Sans"/>
           <w:lang w:val="es-ES"/>
         </w:rPr>
-        <w:t>Recomendaciones derivadas del análisis estadístico</w:t>
-      </w:r>
-      <w:r>
-        <w:rPr>
-          <w:rFonts w:ascii="Google Sans" w:eastAsia="Google Sans" w:hAnsi="Google Sans" w:cs="Google Sans"/>
-          <w:lang w:val="es-ES"/>
-        </w:rPr>
-        <w:t>:</w:t>
+        <w:t>Incentivar el uso de tarjeta de crédito, ya que los clientes que utilizan este método tienden a pagar tarifas más altas.</w:t>
       </w:r>
     </w:p>
     <w:p>
@@ -2724,12 +3667,76 @@
           <w:rFonts w:ascii="Google Sans" w:eastAsia="Google Sans" w:hAnsi="Google Sans" w:cs="Google Sans"/>
           <w:lang w:val="es-ES"/>
         </w:rPr>
-        <w:t>Incentivar el uso de tarjeta de crédito, ya que los clientes que utilizan este método tienden a pagar tarifas más altas.</w:t>
+        <w:t>-</w:t>
+      </w:r>
+      <w:r>
+        <w:rPr>
+          <w:rFonts w:ascii="Google Sans" w:eastAsia="Google Sans" w:hAnsi="Google Sans" w:cs="Google Sans"/>
+          <w:lang w:val="es-ES"/>
+        </w:rPr>
+        <w:t>Evaluar estrategias de promoción o descuentos vinculados al pago electrónico.</w:t>
       </w:r>
     </w:p>
     <w:p>
       <w:pPr>
         <w:widowControl w:val="0"/>
+        <w:pBdr>
+          <w:top w:val="single" w:sz="8" w:space="2" w:color="000000"/>
+          <w:left w:val="single" w:sz="8" w:space="2" w:color="000000"/>
+          <w:bottom w:val="single" w:sz="8" w:space="2" w:color="000000"/>
+          <w:right w:val="single" w:sz="8" w:space="2" w:color="000000"/>
+        </w:pBdr>
+        <w:shd w:val="clear" w:color="auto" w:fill="FFFFFF"/>
+        <w:spacing w:after="200" w:line="240" w:lineRule="auto"/>
+        <w:rPr>
+          <w:rFonts w:ascii="Google Sans" w:eastAsia="Google Sans" w:hAnsi="Google Sans" w:cs="Google Sans"/>
+          <w:lang w:val="es-ES"/>
+        </w:rPr>
+      </w:pPr>
+      <w:r>
+        <w:rPr>
+          <w:rFonts w:ascii="Google Sans" w:eastAsia="Google Sans" w:hAnsi="Google Sans" w:cs="Google Sans"/>
+          <w:lang w:val="es-ES"/>
+        </w:rPr>
+        <w:t>-</w:t>
+      </w:r>
+      <w:r>
+        <w:rPr>
+          <w:rFonts w:ascii="Google Sans" w:eastAsia="Google Sans" w:hAnsi="Google Sans" w:cs="Google Sans"/>
+          <w:lang w:val="es-ES"/>
+        </w:rPr>
+        <w:t>Validar estos resultados con nuevos datos experimentales para confirmar la causalidad y evitar sesgos de muestreo.</w:t>
+      </w:r>
+    </w:p>
+    <w:p>
+      <w:pPr>
+        <w:spacing w:after="200" w:line="240" w:lineRule="auto"/>
+        <w:rPr>
+          <w:rFonts w:ascii="Google Sans" w:eastAsia="Google Sans" w:hAnsi="Google Sans" w:cs="Google Sans"/>
+        </w:rPr>
+      </w:pPr>
+    </w:p>
+    <w:p>
+      <w:pPr>
+        <w:numPr>
+          <w:ilvl w:val="0"/>
+          <w:numId w:val="2"/>
+        </w:numPr>
+        <w:spacing w:after="200" w:line="240" w:lineRule="auto"/>
+        <w:ind w:left="426"/>
+        <w:rPr>
+          <w:rFonts w:ascii="Google Sans" w:eastAsia="Google Sans" w:hAnsi="Google Sans" w:cs="Google Sans"/>
+        </w:rPr>
+      </w:pPr>
+      <w:r>
+        <w:rPr>
+          <w:rFonts w:ascii="Google Sans" w:eastAsia="Google Sans" w:hAnsi="Google Sans" w:cs="Google Sans"/>
+        </w:rPr>
+        <w:t>Recomendaciones derivadas del modelo de regresión:</w:t>
+      </w:r>
+    </w:p>
+    <w:p>
+      <w:pPr>
         <w:pBdr>
           <w:top w:val="single" w:sz="8" w:space="2" w:color="000000"/>
           <w:left w:val="single" w:sz="8" w:space="2" w:color="000000"/>
@@ -2743,39 +3750,109 @@
         <w:spacing w:after="200" w:line="240" w:lineRule="auto"/>
         <w:rPr>
           <w:rFonts w:ascii="Google Sans" w:eastAsia="Google Sans" w:hAnsi="Google Sans" w:cs="Google Sans"/>
-          <w:lang w:val="es-ES"/>
-        </w:rPr>
-      </w:pPr>
-      <w:r>
-        <w:rPr>
-          <w:rFonts w:ascii="Google Sans" w:eastAsia="Google Sans" w:hAnsi="Google Sans" w:cs="Google Sans"/>
-          <w:lang w:val="es-ES"/>
-        </w:rPr>
-        <w:t>Evaluar estrategias de promoción o descuentos vinculados al pago electrónico.</w:t>
-      </w:r>
-    </w:p>
-    <w:p>
-      <w:pPr>
-        <w:widowControl w:val="0"/>
-        <w:pBdr>
-          <w:top w:val="single" w:sz="8" w:space="2" w:color="000000"/>
-          <w:left w:val="single" w:sz="8" w:space="2" w:color="000000"/>
-          <w:bottom w:val="single" w:sz="8" w:space="2" w:color="000000"/>
-          <w:right w:val="single" w:sz="8" w:space="2" w:color="000000"/>
-        </w:pBdr>
-        <w:shd w:val="clear" w:color="auto" w:fill="FFFFFF"/>
-        <w:spacing w:after="200" w:line="240" w:lineRule="auto"/>
-        <w:rPr>
-          <w:rFonts w:ascii="Google Sans" w:eastAsia="Google Sans" w:hAnsi="Google Sans" w:cs="Google Sans"/>
-          <w:lang w:val="es-ES"/>
-        </w:rPr>
-      </w:pPr>
-      <w:r>
-        <w:rPr>
-          <w:rFonts w:ascii="Google Sans" w:eastAsia="Google Sans" w:hAnsi="Google Sans" w:cs="Google Sans"/>
-          <w:lang w:val="es-ES"/>
-        </w:rPr>
-        <w:t>Validar estos resultados con nuevos datos experimentales para confirmar la causalidad y evitar sesgos de muestreo.</w:t>
+        </w:rPr>
+      </w:pPr>
+      <w:r>
+        <w:rPr>
+          <w:rFonts w:ascii="Google Sans" w:eastAsia="Google Sans" w:hAnsi="Google Sans" w:cs="Google Sans"/>
+        </w:rPr>
+        <w:t>-</w:t>
+      </w:r>
+      <w:r>
+        <w:rPr>
+          <w:rFonts w:ascii="Google Sans" w:eastAsia="Google Sans" w:hAnsi="Google Sans" w:cs="Google Sans"/>
+        </w:rPr>
+        <w:t>Utilizar el modelo para estimar tarifas antes del viaje, mejorando la transparencia para clientes y conductores.</w:t>
+      </w:r>
+    </w:p>
+    <w:p>
+      <w:pPr>
+        <w:pBdr>
+          <w:top w:val="single" w:sz="8" w:space="2" w:color="000000"/>
+          <w:left w:val="single" w:sz="8" w:space="2" w:color="000000"/>
+          <w:bottom w:val="single" w:sz="8" w:space="2" w:color="000000"/>
+          <w:right w:val="single" w:sz="8" w:space="2" w:color="000000"/>
+        </w:pBdr>
+        <w:shd w:val="clear" w:color="auto" w:fill="FFFFFF"/>
+        <w:tabs>
+          <w:tab w:val="num" w:pos="720"/>
+        </w:tabs>
+        <w:spacing w:after="200" w:line="240" w:lineRule="auto"/>
+        <w:rPr>
+          <w:rFonts w:ascii="Google Sans" w:eastAsia="Google Sans" w:hAnsi="Google Sans" w:cs="Google Sans"/>
+        </w:rPr>
+      </w:pPr>
+      <w:r>
+        <w:rPr>
+          <w:rFonts w:ascii="Google Sans" w:eastAsia="Google Sans" w:hAnsi="Google Sans" w:cs="Google Sans"/>
+        </w:rPr>
+        <w:t>-</w:t>
+      </w:r>
+      <w:r>
+        <w:rPr>
+          <w:rFonts w:ascii="Google Sans" w:eastAsia="Google Sans" w:hAnsi="Google Sans" w:cs="Google Sans"/>
+        </w:rPr>
+        <w:t>Incorporar las predicciones en sistemas de planificación de rutas y gestión operativa de la TLC.</w:t>
+      </w:r>
+    </w:p>
+    <w:p>
+      <w:pPr>
+        <w:pBdr>
+          <w:top w:val="single" w:sz="8" w:space="2" w:color="000000"/>
+          <w:left w:val="single" w:sz="8" w:space="2" w:color="000000"/>
+          <w:bottom w:val="single" w:sz="8" w:space="2" w:color="000000"/>
+          <w:right w:val="single" w:sz="8" w:space="2" w:color="000000"/>
+        </w:pBdr>
+        <w:shd w:val="clear" w:color="auto" w:fill="FFFFFF"/>
+        <w:tabs>
+          <w:tab w:val="num" w:pos="720"/>
+        </w:tabs>
+        <w:spacing w:after="200" w:line="240" w:lineRule="auto"/>
+        <w:rPr>
+          <w:rFonts w:ascii="Google Sans" w:eastAsia="Google Sans" w:hAnsi="Google Sans" w:cs="Google Sans"/>
+        </w:rPr>
+      </w:pPr>
+      <w:r>
+        <w:rPr>
+          <w:rFonts w:ascii="Google Sans" w:eastAsia="Google Sans" w:hAnsi="Google Sans" w:cs="Google Sans"/>
+        </w:rPr>
+        <w:t>-</w:t>
+      </w:r>
+      <w:r>
+        <w:rPr>
+          <w:rFonts w:ascii="Google Sans" w:eastAsia="Google Sans" w:hAnsi="Google Sans" w:cs="Google Sans"/>
+        </w:rPr>
+        <w:t>Validar periódicamente el modelo con nuevos datos para mantener precisión y evitar sesgos.</w:t>
+      </w:r>
+    </w:p>
+    <w:p>
+      <w:pPr>
+        <w:pBdr>
+          <w:top w:val="single" w:sz="8" w:space="2" w:color="000000"/>
+          <w:left w:val="single" w:sz="8" w:space="2" w:color="000000"/>
+          <w:bottom w:val="single" w:sz="8" w:space="2" w:color="000000"/>
+          <w:right w:val="single" w:sz="8" w:space="2" w:color="000000"/>
+        </w:pBdr>
+        <w:shd w:val="clear" w:color="auto" w:fill="FFFFFF"/>
+        <w:tabs>
+          <w:tab w:val="num" w:pos="720"/>
+        </w:tabs>
+        <w:spacing w:after="200" w:line="240" w:lineRule="auto"/>
+        <w:rPr>
+          <w:rFonts w:ascii="Google Sans" w:eastAsia="Google Sans" w:hAnsi="Google Sans" w:cs="Google Sans"/>
+        </w:rPr>
+      </w:pPr>
+      <w:r>
+        <w:rPr>
+          <w:rFonts w:ascii="Google Sans" w:eastAsia="Google Sans" w:hAnsi="Google Sans" w:cs="Google Sans"/>
+        </w:rPr>
+        <w:t>-</w:t>
+      </w:r>
+      <w:r>
+        <w:rPr>
+          <w:rFonts w:ascii="Google Sans" w:eastAsia="Google Sans" w:hAnsi="Google Sans" w:cs="Google Sans"/>
+        </w:rPr>
+        <w:t>Explorar la integración con variables externas (tráfico, clima) para aumentar la capacidad predictiva.</w:t>
       </w:r>
     </w:p>
     <w:p>
@@ -2871,6 +3948,7 @@
         <w:rPr>
           <w:rFonts w:ascii="Google Sans" w:eastAsia="Google Sans" w:hAnsi="Google Sans" w:cs="Google Sans"/>
         </w:rPr>
+        <w:lastRenderedPageBreak/>
         <w:t>- Tiempos de viaje inusualmente largos o cortos (por ejemplo, duración negativa o cero).</w:t>
       </w:r>
     </w:p>
@@ -3067,7 +4145,6 @@
         <w:rPr>
           <w:rFonts w:ascii="Google Sans" w:eastAsia="Google Sans" w:hAnsi="Google Sans" w:cs="Google Sans"/>
         </w:rPr>
-        <w:lastRenderedPageBreak/>
         <w:t>- Información geográfica más detallada (barrios, zonas tarifarias) para estudiar diferencias espaciales en las tarifas.</w:t>
       </w:r>
     </w:p>
@@ -4375,6 +5452,7 @@
   <w:style w:type="paragraph" w:default="1" w:styleId="Normal">
     <w:name w:val="Normal"/>
     <w:qFormat/>
+    <w:rsid w:val="007F3ADA"/>
   </w:style>
   <w:style w:type="paragraph" w:styleId="Ttulo1">
     <w:name w:val="heading 1"/>
@@ -4630,6 +5708,101 @@
       <w:sz w:val="24"/>
       <w:szCs w:val="24"/>
     </w:rPr>
+  </w:style>
+  <w:style w:type="table" w:styleId="Tablaconcuadrcula">
+    <w:name w:val="Table Grid"/>
+    <w:basedOn w:val="Tablanormal"/>
+    <w:uiPriority w:val="39"/>
+    <w:rsid w:val="007F3ADA"/>
+    <w:pPr>
+      <w:spacing w:line="240" w:lineRule="auto"/>
+    </w:pPr>
+    <w:tblPr>
+      <w:tblBorders>
+        <w:top w:val="single" w:sz="4" w:space="0" w:color="auto"/>
+        <w:left w:val="single" w:sz="4" w:space="0" w:color="auto"/>
+        <w:bottom w:val="single" w:sz="4" w:space="0" w:color="auto"/>
+        <w:right w:val="single" w:sz="4" w:space="0" w:color="auto"/>
+        <w:insideH w:val="single" w:sz="4" w:space="0" w:color="auto"/>
+        <w:insideV w:val="single" w:sz="4" w:space="0" w:color="auto"/>
+      </w:tblBorders>
+    </w:tblPr>
+  </w:style>
+  <w:style w:type="table" w:styleId="Tablaconcuadrcula4-nfasis5">
+    <w:name w:val="Grid Table 4 Accent 5"/>
+    <w:basedOn w:val="Tablanormal"/>
+    <w:uiPriority w:val="49"/>
+    <w:rsid w:val="007F3ADA"/>
+    <w:pPr>
+      <w:spacing w:line="240" w:lineRule="auto"/>
+    </w:pPr>
+    <w:tblPr>
+      <w:tblStyleRowBandSize w:val="1"/>
+      <w:tblStyleColBandSize w:val="1"/>
+      <w:tblBorders>
+        <w:top w:val="single" w:sz="4" w:space="0" w:color="92CDDC" w:themeColor="accent5" w:themeTint="99"/>
+        <w:left w:val="single" w:sz="4" w:space="0" w:color="92CDDC" w:themeColor="accent5" w:themeTint="99"/>
+        <w:bottom w:val="single" w:sz="4" w:space="0" w:color="92CDDC" w:themeColor="accent5" w:themeTint="99"/>
+        <w:right w:val="single" w:sz="4" w:space="0" w:color="92CDDC" w:themeColor="accent5" w:themeTint="99"/>
+        <w:insideH w:val="single" w:sz="4" w:space="0" w:color="92CDDC" w:themeColor="accent5" w:themeTint="99"/>
+        <w:insideV w:val="single" w:sz="4" w:space="0" w:color="92CDDC" w:themeColor="accent5" w:themeTint="99"/>
+      </w:tblBorders>
+    </w:tblPr>
+    <w:tblStylePr w:type="firstRow">
+      <w:rPr>
+        <w:b/>
+        <w:bCs/>
+        <w:color w:val="FFFFFF" w:themeColor="background1"/>
+      </w:rPr>
+      <w:tblPr/>
+      <w:tcPr>
+        <w:tcBorders>
+          <w:top w:val="single" w:sz="4" w:space="0" w:color="4BACC6" w:themeColor="accent5"/>
+          <w:left w:val="single" w:sz="4" w:space="0" w:color="4BACC6" w:themeColor="accent5"/>
+          <w:bottom w:val="single" w:sz="4" w:space="0" w:color="4BACC6" w:themeColor="accent5"/>
+          <w:right w:val="single" w:sz="4" w:space="0" w:color="4BACC6" w:themeColor="accent5"/>
+          <w:insideH w:val="nil"/>
+          <w:insideV w:val="nil"/>
+        </w:tcBorders>
+        <w:shd w:val="clear" w:color="auto" w:fill="4BACC6" w:themeFill="accent5"/>
+      </w:tcPr>
+    </w:tblStylePr>
+    <w:tblStylePr w:type="lastRow">
+      <w:rPr>
+        <w:b/>
+        <w:bCs/>
+      </w:rPr>
+      <w:tblPr/>
+      <w:tcPr>
+        <w:tcBorders>
+          <w:top w:val="double" w:sz="4" w:space="0" w:color="4BACC6" w:themeColor="accent5"/>
+        </w:tcBorders>
+      </w:tcPr>
+    </w:tblStylePr>
+    <w:tblStylePr w:type="firstCol">
+      <w:rPr>
+        <w:b/>
+        <w:bCs/>
+      </w:rPr>
+    </w:tblStylePr>
+    <w:tblStylePr w:type="lastCol">
+      <w:rPr>
+        <w:b/>
+        <w:bCs/>
+      </w:rPr>
+    </w:tblStylePr>
+    <w:tblStylePr w:type="band1Vert">
+      <w:tblPr/>
+      <w:tcPr>
+        <w:shd w:val="clear" w:color="auto" w:fill="DAEEF3" w:themeFill="accent5" w:themeFillTint="33"/>
+      </w:tcPr>
+    </w:tblStylePr>
+    <w:tblStylePr w:type="band1Horz">
+      <w:tblPr/>
+      <w:tcPr>
+        <w:shd w:val="clear" w:color="auto" w:fill="DAEEF3" w:themeFill="accent5" w:themeFillTint="33"/>
+      </w:tcPr>
+    </w:tblStylePr>
   </w:style>
 </w:styles>
 </file>
